--- a/docs/exports/docx/docs-UPDATES.docx
+++ b/docs/exports/docx/docs-UPDATES.docx
@@ -4,7 +4,7 @@
   <w:body>
     <w:p>
       <w:r>
-        <w:t>docs-UPDATES :root { color-scheme: light; } body { font-family: "Segoe UI", "Helvetica Neue", Arial, sans-serif; margin: 0; padding: 0; background: #ffffff; color: #0f172a; } .markdown-body { max-width: 980px; margin: 40px auto 60px; padding: 0 32px; line-height: 1.65; } .markdown-body h1 { font-size: 32px; margin-bottom: 12px; border-bottom: 2px solid #e2e8f0; padding-bottom: 12px; page-break-before: always; page-break-after: avoid; break-before: page; break-after: avoid; } .markdown-body h1:first-of-type { page-break-before: avoid; break-before: avoid; } .markdown-body h2 { font-size: 24px; margin-top: 28px; border-bottom: 1px solid #e2e8f0; padding-bottom: 8px; page-break-before: always; page-break-after: avoid; break-before: page; break-after: avoid; } .markdown-body h3 { font-size: 18px; margin-top: 20px; page-break-after: avoid; break-after: avoid; } .markdown-body h4, .markdown-body h5, .markdown-body h6 { page-break-after: avoid; break-after: avoid; } .markdown-body table { width: 100%; border-collapse: collapse; margin: 16px 0; font-size: 14px; page-break-inside: avoid; break-inside: avoid; } .markdown-body th, .markdown-body td { border: 1px solid #e2e8f0; padding: 8px 10px; text-align: left; } .markdown-body th { background: #f8fafc; } .markdown-body tr { page-break-inside: avoid; break-inside: avoid; } .markdown-body code { background: #f1f5f9; padding: 2px 4px; border-radius: 4px; font-family: "SFMono-Regular", Menlo, Consolas, monospace; font-size: 0.92em; } .markdown-body pre { background: #0f172a; color: #e2e8f0; padding: 16px; border-radius: 8px; overflow-x: auto; page-break-inside: avoid; break-inside: avoid; } .markdown-body pre code { background: transparent; color: inherit; } .markdown-body blockquote { border-left: 4px solid #38bdf8; margin: 16px 0; padding: 8px 16px; background: #f8fafc; color: #334155; } .markdown-body img { max-width: 100%; height: auto; display: block; margin: 16px 0; border-radius: 10px; box-shadow: 0 8px 20px rgba(15, 23, 42, 0.12); page-break-inside: avoid; break-inside: avoid; } .markdown-body figure { page-break-inside: avoid; break-inside: avoid; margin: 16px 0; } .markdown-body a { color: #2563eb; text-decoration: none; } .markdown-body a:hover { text-decoration: underline; } .cover { padding: 80px 60px 60px; background: linear-gradient(135deg, #0b1220 0%, #1e3a8a 100%); color: #f8fafc; border-radius: 18px; margin-bottom: 32px; } .cover-title { font-size: 36px; font-weight: 700; margin: 0 0 12px; } .cover-subtitle { font-size: 18px; color: #cbd5f5; margin: 0 0 16px; } .cover-meta { font-size: 13px; color: #94a3b8; } .page-break { page-break-after: always; break-after: page; } .footer { margin-top: 40px; font-size: 12px; color: #64748b; } /* Print and PDF-specific styles */ @page { margin: 20mm 18mm; } @media print { .markdown-body { orphans: 3; widows: 3; } .markdown-body p { orphans: 3; widows: 3; } .markdown-body li { page-break-inside: avoid; break-inside: avoid; } .markdown-body ul, .markdown-body ol { page-break-before: avoid; break-before: avoid; } .markdown-body blockquote { page-break-inside: avoid; break-inside: avoid; } /* Keep section content together */ .markdown-body h2 + *, .markdown-body h3 + * { page-break-before: avoid; break-before: avoid; } } Application Updates and Enhancements</w:t>
+        <w:t>docs-UPDATES :root { color-scheme: light; } body { font-family: "Segoe UI", "Helvetica Neue", Arial, sans-serif; margin: 0; padding: 0; background: #f4f7fb; color: #0f172a; } .markdown-body { max-width: 980px; margin: 0 auto; padding: 36px 42px 64px; line-height: 1.65; background: #ffffff; box-shadow: 0 24px 70px rgba(15, 23, 42, 0.08); } .markdown-body h1 { font-size: 34px; line-height: 1.12; margin-bottom: 12px; color: #07111f; border-bottom: 3px solid #0ea5e9; padding-bottom: 12px; page-break-before: always; page-break-after: avoid; break-before: page; break-after: avoid; } .markdown-body h1:first-of-type { page-break-before: avoid; break-before: avoid; } .markdown-body h2 { font-size: 23px; line-height: 1.2; margin-top: 34px; color: #102a43; border-bottom: 1px solid #d7e2ee; padding-bottom: 8px; page-break-after: avoid; break-after: avoid; } .markdown-body h3 { font-size: 18px; margin-top: 20px; color: #1e3a5f; page-break-after: avoid; break-after: avoid; } .markdown-body h4, .markdown-body h5, .markdown-body h6 { page-break-after: avoid; break-after: avoid; } .markdown-body table { width: 100%; border-collapse: collapse; margin: 18px 0 24px; font-size: 13px; page-break-inside: avoid; break-inside: avoid; box-shadow: 0 1px 0 #e2e8f0; } .markdown-body th, .markdown-body td { border: 1px solid #e2e8f0; padding: 9px 11px; text-align: left; vertical-align: top; } .markdown-body th { background: #eef6ff; color: #0f3157; font-weight: 700; } .markdown-body tr:nth-child(even) td { background: #fbfdff; } .markdown-body tr { page-break-inside: avoid; break-inside: avoid; } .markdown-body code { background: #f1f5f9; padding: 2px 4px; border-radius: 4px; font-family: "SFMono-Regular", Menlo, Consolas, monospace; font-size: 0.92em; } .markdown-body pre { background: #111827; color: #e5eef8; padding: 16px; border-radius: 10px; overflow-x: auto; border: 1px solid #243244; page-break-inside: avoid; break-inside: avoid; } .markdown-body pre code { background: transparent; color: inherit; } .markdown-body blockquote { border-left: 5px solid #0ea5e9; margin: 18px 0; padding: 12px 18px; background: #eff8ff; color: #18324f; border-radius: 0 10px 10px 0; } .markdown-body img { max-width: 100%; height: auto; display: block; margin: 16px 0; border-radius: 10px; box-shadow: 0 8px 20px rgba(15, 23, 42, 0.12); page-break-inside: avoid; break-inside: avoid; } .markdown-body figure { page-break-inside: avoid; break-inside: avoid; margin: 16px 0; } .markdown-body a { color: #2563eb; text-decoration: none; } .markdown-body a:hover { text-decoration: underline; } .cover { min-height: 760px; display: flex; flex-direction: column; justify-content: flex-end; padding: 72px 60px 64px; background: linear-gradient(135deg, rgba(9, 30, 66, 0.96) 0%, rgba(12, 74, 110, 0.94) 54%, rgba(20, 83, 45, 0.9) 100%), radial-gradient(circle at 18% 18%, rgba(14, 165, 233, 0.25), transparent 36%); color: #f8fafc; border-radius: 0; margin: -36px -42px 40px; position: relative; overflow: hidden; } .cover::before { content: "PSScript"; position: absolute; top: 46px; left: 60px; font-size: 12px; font-weight: 800; letter-spacing: 0.24em; text-transform: uppercase; color: rgba(226, 246, 255, 0.82); } .cover::after { content: ""; position: absolute; right: -120px; top: -120px; width: 360px; height: 360px; border: 1px solid rgba(255, 255, 255, 0.18); transform: rotate(28deg); } .markdown-body .cover-title { font-size: 48px; line-height: 1.04; font-weight: 800; color: #f8fafc; border-bottom: 3px solid #38bdf8; margin: 0 0 16px; max-width: 720px; } .cover-subtitle { font-size: 20px; line-height: 1.42; color: #dbeafe; margin: 0 0 22px; max-width: 720px; } .cover-meta { display: inline-block; width: fit-content; font-size: 13px; color: #e0f2fe; background: rgba(255, 255, 255, 0.12); border: 1px solid rgba(255, 255, 255, 0.18); border-radius: 999px; padding: 7px 13px; } .page-break { page-break-after: always; break-after: page; } .footer { margin-top: 40px; font-size: 12px; color: #64748b; border-top: 1px solid #e2e8f0; padding-top: 14px; } /* Print and PDF-specific styles */ @page { size: A4; margin: 18mm 16mm 20mm; } @media print { body { background: #ffffff; } .markdown-body { max-width: none; margin: 0; padding: 0; box-shadow: none; } .cover { margin: 0 0 28px; } .markdown-body { orphans: 3; widows: 3; } .markdown-body p { orphans: 3; widows: 3; } .markdown-body li { page-break-inside: avoid; break-inside: avoid; } .markdown-body ul, .markdown-body ol { page-break-before: avoid; break-before: avoid; } .markdown-body blockquote { page-break-inside: avoid; break-inside: avoid; } /* Keep section content together */ .markdown-body h2 + *, .markdown-body h3 + * { page-break-before: avoid; break-before: avoid; } } Application Updates</w:t>
       </w:r>
     </w:p>
     <w:p>
@@ -13,8 +13,131 @@
       </w:pPr>
     </w:p>
     <w:p>
+      <w:pPr>
+        <w:pStyle w:val="Heading2"/>
+      </w:pPr>
       <w:r>
-        <w:t>This document outlines the significant updates and enhancements made to the PowerShell Script Analysis application, with a focus on incorporating agentic capabilities using LangGraph and Py-g frameworks.</w:t>
+        <w:t>2026-04-24 Browser Use QA, documentation table fix, and docs refresh</w:t>
+      </w:r>
+    </w:p>
+    <w:p>
+      <w:pPr>
+        <w:pStyle w:val="ListBullet"/>
+      </w:pPr>
+      <w:r>
+        <w:t xml:space="preserve">Created and completed the Browser Use QA matrix in </w:t>
+      </w:r>
+      <w:r>
+        <w:rPr>
+          <w:rFonts w:ascii="Mono" w:hAnsi="Mono"/>
+        </w:rPr>
+        <w:t>BROWSER_USE_QA.md</w:t>
+      </w:r>
+      <w:r>
+        <w:t xml:space="preserve"> against </w:t>
+      </w:r>
+      <w:r>
+        <w:rPr>
+          <w:rFonts w:ascii="Mono" w:hAnsi="Mono"/>
+        </w:rPr>
+        <w:t>http://127.0.0.1:3191</w:t>
+      </w:r>
+      <w:r>
+        <w:t>.</w:t>
+      </w:r>
+    </w:p>
+    <w:p>
+      <w:pPr>
+        <w:pStyle w:val="ListBullet"/>
+      </w:pPr>
+      <w:r>
+        <w:t xml:space="preserve">Fixed the concrete documentation API failure by adding </w:t>
+      </w:r>
+      <w:r>
+        <w:rPr>
+          <w:rFonts w:ascii="Mono" w:hAnsi="Mono"/>
+        </w:rPr>
+        <w:t>src/db/migrations/20260424_create_documentation_table.sql</w:t>
+      </w:r>
+      <w:r>
+        <w:t xml:space="preserve">, updating </w:t>
+      </w:r>
+      <w:r>
+        <w:rPr>
+          <w:rFonts w:ascii="Mono" w:hAnsi="Mono"/>
+        </w:rPr>
+        <w:t>src/db/schema.sql</w:t>
+      </w:r>
+      <w:r>
+        <w:t>, and applying the migration to the running local Postgres database.</w:t>
+      </w:r>
+    </w:p>
+    <w:p>
+      <w:pPr>
+        <w:pStyle w:val="ListBullet"/>
+      </w:pPr>
+      <w:r>
+        <w:t xml:space="preserve">Retested documentation endpoints and pages; </w:t>
+      </w:r>
+      <w:r>
+        <w:rPr>
+          <w:rFonts w:ascii="Mono" w:hAnsi="Mono"/>
+        </w:rPr>
+        <w:t>/documentation</w:t>
+      </w:r>
+      <w:r>
+        <w:t xml:space="preserve">, </w:t>
+      </w:r>
+      <w:r>
+        <w:rPr>
+          <w:rFonts w:ascii="Mono" w:hAnsi="Mono"/>
+        </w:rPr>
+        <w:t>/documentation/crawl</w:t>
+      </w:r>
+      <w:r>
+        <w:t xml:space="preserve">, and </w:t>
+      </w:r>
+      <w:r>
+        <w:rPr>
+          <w:rFonts w:ascii="Mono" w:hAnsi="Mono"/>
+        </w:rPr>
+        <w:t>/documentation/data</w:t>
+      </w:r>
+      <w:r>
+        <w:t xml:space="preserve"> now render.</w:t>
+      </w:r>
+    </w:p>
+    <w:p>
+      <w:pPr>
+        <w:pStyle w:val="ListBullet"/>
+      </w:pPr>
+      <w:r>
+        <w:t>Muted bright chat, navbar, Voice Copilot, and global action colors to match the current enterprise PSScript brand.</w:t>
+      </w:r>
+    </w:p>
+    <w:p>
+      <w:pPr>
+        <w:pStyle w:val="ListBullet"/>
+      </w:pPr>
+      <w:r>
+        <w:t xml:space="preserve">Corrected Browser Use readiness checks so route tests wait past </w:t>
+      </w:r>
+      <w:r>
+        <w:rPr>
+          <w:rFonts w:ascii="Mono" w:hAnsi="Mono"/>
+        </w:rPr>
+        <w:t>Loading PSScript...</w:t>
+      </w:r>
+      <w:r>
+        <w:t>; the full RUN2 pass confirmed health, auth/session, shell, navigation, analytics, scripts, AI chat, chat controls, voice dock, agents, docs, UI components, settings, 404, and current console health.</w:t>
+      </w:r>
+    </w:p>
+    <w:p>
+      <w:pPr>
+        <w:pStyle w:val="ListBullet"/>
+      </w:pPr>
+      <w:r>
+        <w:t>Added current-status, repository-organization, and UI-branding docs so historical reports no longer appear to be the source of truth.</w:t>
       </w:r>
     </w:p>
     <w:p>
@@ -22,7 +145,117 @@
         <w:pStyle w:val="Heading2"/>
       </w:pPr>
       <w:r>
-        <w:t>Agentic Capabilities Integration</w:t>
+        <w:t>2026-04-24 GitHub README screenshot correction</w:t>
+      </w:r>
+    </w:p>
+    <w:p>
+      <w:pPr>
+        <w:pStyle w:val="ListBullet"/>
+      </w:pPr>
+      <w:r>
+        <w:t xml:space="preserve">Checked the live GitHub </w:t>
+      </w:r>
+      <w:r>
+        <w:rPr>
+          <w:rFonts w:ascii="Mono" w:hAnsi="Mono"/>
+        </w:rPr>
+        <w:t>main</w:t>
+      </w:r>
+      <w:r>
+        <w:t xml:space="preserve"> README and confirmed it was still showing the older screenshot tour and stale April 2/April 12 documentation state.</w:t>
+      </w:r>
+    </w:p>
+    <w:p>
+      <w:pPr>
+        <w:pStyle w:val="ListBullet"/>
+      </w:pPr>
+      <w:r>
+        <w:t>Refreshed the canonical GitHub README screenshot set from the running local UI and aligned the README wording to the actual dark PSScript app shell.</w:t>
+      </w:r>
+    </w:p>
+    <w:p>
+      <w:pPr>
+        <w:pStyle w:val="ListBullet"/>
+      </w:pPr>
+      <w:r>
+        <w:t xml:space="preserve">Captured </w:t>
+      </w:r>
+      <w:r>
+        <w:rPr>
+          <w:rFonts w:ascii="Mono" w:hAnsi="Mono"/>
+        </w:rPr>
+        <w:t>login.png</w:t>
+      </w:r>
+      <w:r>
+        <w:t xml:space="preserve"> from an auth-enabled frontend on </w:t>
+      </w:r>
+      <w:r>
+        <w:rPr>
+          <w:rFonts w:ascii="Mono" w:hAnsi="Mono"/>
+        </w:rPr>
+        <w:t>3191</w:t>
+      </w:r>
+      <w:r>
+        <w:t xml:space="preserve"> and app-shell pages from the local frontend on </w:t>
+      </w:r>
+      <w:r>
+        <w:rPr>
+          <w:rFonts w:ascii="Mono" w:hAnsi="Mono"/>
+        </w:rPr>
+        <w:t>3090</w:t>
+      </w:r>
+      <w:r>
+        <w:t xml:space="preserve"> with the backend connected to script data.</w:t>
+      </w:r>
+    </w:p>
+    <w:p>
+      <w:pPr>
+        <w:pStyle w:val="ListBullet"/>
+      </w:pPr>
+      <w:r>
+        <w:t xml:space="preserve">Removed checked-in zero-byte duplicate screenshot files ending in </w:t>
+      </w:r>
+      <w:r>
+        <w:rPr>
+          <w:rFonts w:ascii="Mono" w:hAnsi="Mono"/>
+        </w:rPr>
+        <w:t>(1).png</w:t>
+      </w:r>
+      <w:r>
+        <w:t>.</w:t>
+      </w:r>
+    </w:p>
+    <w:p>
+      <w:pPr>
+        <w:pStyle w:val="ListBullet"/>
+      </w:pPr>
+      <w:r>
+        <w:t xml:space="preserve">Tightened </w:t>
+      </w:r>
+      <w:r>
+        <w:rPr>
+          <w:rFonts w:ascii="Mono" w:hAnsi="Mono"/>
+        </w:rPr>
+        <w:t>scripts/capture-screenshots.js</w:t>
+      </w:r>
+      <w:r>
+        <w:t xml:space="preserve"> so login redirects report the exact auth-enabled frontend requirement, app pages wait for loading spinners to settle, and script detail/analysis captures fail when real content is unavailable instead of saving spinners.</w:t>
+      </w:r>
+    </w:p>
+    <w:p>
+      <w:pPr>
+        <w:pStyle w:val="ListBullet"/>
+      </w:pPr>
+      <w:r>
+        <w:t>Updated the root README screenshot section to include the complete current tour: login, dashboard, scripts, upload, script detail, analysis, documentation, chat, analytics, settings, and data maintenance.</w:t>
+      </w:r>
+    </w:p>
+    <w:p>
+      <w:pPr>
+        <w:pStyle w:val="Heading2"/>
+      </w:pPr>
+      <w:r>
+        <w:t>2026-04-12 Docs and screenshot refresh</w:t>
       </w:r>
     </w:p>
     <w:p>
@@ -30,7 +263,7 @@
         <w:pStyle w:val="Heading3"/>
       </w:pPr>
       <w:r>
-        <w:t>1. LangGraph Agent Implementation</w:t>
+        <w:t>Engineering changes</w:t>
       </w:r>
     </w:p>
     <w:p>
@@ -38,16 +271,7 @@
         <w:pStyle w:val="ListBullet"/>
       </w:pPr>
       <w:r>
-        <w:t xml:space="preserve">Created a new </w:t>
-      </w:r>
-      <w:r>
-        <w:rPr>
-          <w:rFonts w:ascii="Mono" w:hAnsi="Mono"/>
-        </w:rPr>
-        <w:t>LangGraphAgent</w:t>
-      </w:r>
-      <w:r>
-        <w:t xml:space="preserve"> class that leverages LangGraph's explicit state management and multi-actor workflows</w:t>
+        <w:t>Rebuilt the canonical screenshot generator so it captures the full active doc image set instead of only a partial subset.</w:t>
       </w:r>
     </w:p>
     <w:p>
@@ -55,7 +279,25 @@
         <w:pStyle w:val="ListBullet"/>
       </w:pPr>
       <w:r>
-        <w:t>Implemented a state-based graph structure with planning, execution, error handling, and response generation nodes</w:t>
+        <w:t xml:space="preserve">Normalized screenshot capture around the current validated local stack: app-shell pages from </w:t>
+      </w:r>
+      <w:r>
+        <w:rPr>
+          <w:rFonts w:ascii="Mono" w:hAnsi="Mono"/>
+        </w:rPr>
+        <w:t>https://127.0.0.1:3090</w:t>
+      </w:r>
+      <w:r>
+        <w:t xml:space="preserve">, optional real login screen from an auth-enabled frontend such as </w:t>
+      </w:r>
+      <w:r>
+        <w:rPr>
+          <w:rFonts w:ascii="Mono" w:hAnsi="Mono"/>
+        </w:rPr>
+        <w:t>https://127.0.0.1:3191</w:t>
+      </w:r>
+      <w:r>
+        <w:t>.</w:t>
       </w:r>
     </w:p>
     <w:p>
@@ -63,7 +305,15 @@
         <w:pStyle w:val="ListBullet"/>
       </w:pPr>
       <w:r>
-        <w:t>Added support for stateful conversations with working memory persistence</w:t>
+        <w:t>Updated the root README, frontend README, getting-started guide, test docs, data-maintenance guide, and README archive note to match the current runtime, auth behavior, and screenshot workflow.</w:t>
+      </w:r>
+    </w:p>
+    <w:p>
+      <w:pPr>
+        <w:pStyle w:val="Heading3"/>
+      </w:pPr>
+      <w:r>
+        <w:t>Screenshots refreshed</w:t>
       </w:r>
     </w:p>
     <w:p>
@@ -71,7 +321,10 @@
         <w:pStyle w:val="ListBullet"/>
       </w:pPr>
       <w:r>
-        <w:t>Integrated with existing script analysis pipeline</w:t>
+        <w:rPr>
+          <w:rFonts w:ascii="Mono" w:hAnsi="Mono"/>
+        </w:rPr>
+        <w:t>docs/screenshots/login.png</w:t>
       </w:r>
     </w:p>
     <w:p>
@@ -79,7 +332,10 @@
         <w:pStyle w:val="ListBullet"/>
       </w:pPr>
       <w:r>
-        <w:t>Implemented explicit state transitions for more predictable agent behavior</w:t>
+        <w:rPr>
+          <w:rFonts w:ascii="Mono" w:hAnsi="Mono"/>
+        </w:rPr>
+        <w:t>docs/screenshots/dashboard.png</w:t>
       </w:r>
     </w:p>
     <w:p>
@@ -87,7 +343,117 @@
         <w:pStyle w:val="ListBullet"/>
       </w:pPr>
       <w:r>
-        <w:t>Added checkpoint capabilities for state persistence and recovery</w:t>
+        <w:rPr>
+          <w:rFonts w:ascii="Mono" w:hAnsi="Mono"/>
+        </w:rPr>
+        <w:t>docs/screenshots/scripts.png</w:t>
+      </w:r>
+    </w:p>
+    <w:p>
+      <w:pPr>
+        <w:pStyle w:val="ListBullet"/>
+      </w:pPr>
+      <w:r>
+        <w:rPr>
+          <w:rFonts w:ascii="Mono" w:hAnsi="Mono"/>
+        </w:rPr>
+        <w:t>docs/screenshots/upload.png</w:t>
+      </w:r>
+    </w:p>
+    <w:p>
+      <w:pPr>
+        <w:pStyle w:val="ListBullet"/>
+      </w:pPr>
+      <w:r>
+        <w:rPr>
+          <w:rFonts w:ascii="Mono" w:hAnsi="Mono"/>
+        </w:rPr>
+        <w:t>docs/screenshots/script-detail.png</w:t>
+      </w:r>
+    </w:p>
+    <w:p>
+      <w:pPr>
+        <w:pStyle w:val="ListBullet"/>
+      </w:pPr>
+      <w:r>
+        <w:rPr>
+          <w:rFonts w:ascii="Mono" w:hAnsi="Mono"/>
+        </w:rPr>
+        <w:t>docs/screenshots/analysis.png</w:t>
+      </w:r>
+    </w:p>
+    <w:p>
+      <w:pPr>
+        <w:pStyle w:val="ListBullet"/>
+      </w:pPr>
+      <w:r>
+        <w:rPr>
+          <w:rFonts w:ascii="Mono" w:hAnsi="Mono"/>
+        </w:rPr>
+        <w:t>docs/screenshots/documentation.png</w:t>
+      </w:r>
+    </w:p>
+    <w:p>
+      <w:pPr>
+        <w:pStyle w:val="ListBullet"/>
+      </w:pPr>
+      <w:r>
+        <w:rPr>
+          <w:rFonts w:ascii="Mono" w:hAnsi="Mono"/>
+        </w:rPr>
+        <w:t>docs/screenshots/chat.png</w:t>
+      </w:r>
+    </w:p>
+    <w:p>
+      <w:pPr>
+        <w:pStyle w:val="ListBullet"/>
+      </w:pPr>
+      <w:r>
+        <w:rPr>
+          <w:rFonts w:ascii="Mono" w:hAnsi="Mono"/>
+        </w:rPr>
+        <w:t>docs/screenshots/analytics.png</w:t>
+      </w:r>
+    </w:p>
+    <w:p>
+      <w:pPr>
+        <w:pStyle w:val="ListBullet"/>
+      </w:pPr>
+      <w:r>
+        <w:rPr>
+          <w:rFonts w:ascii="Mono" w:hAnsi="Mono"/>
+        </w:rPr>
+        <w:t>docs/screenshots/settings.png</w:t>
+      </w:r>
+    </w:p>
+    <w:p>
+      <w:pPr>
+        <w:pStyle w:val="ListBullet"/>
+      </w:pPr>
+      <w:r>
+        <w:rPr>
+          <w:rFonts w:ascii="Mono" w:hAnsi="Mono"/>
+        </w:rPr>
+        <w:t>docs/screenshots/settings-profile.png</w:t>
+      </w:r>
+    </w:p>
+    <w:p>
+      <w:pPr>
+        <w:pStyle w:val="ListBullet"/>
+      </w:pPr>
+      <w:r>
+        <w:rPr>
+          <w:rFonts w:ascii="Mono" w:hAnsi="Mono"/>
+        </w:rPr>
+        <w:t>docs/screenshots/data-maintenance.png</w:t>
+      </w:r>
+    </w:p>
+    <w:p>
+      <w:pPr>
+        <w:pStyle w:val="Heading2"/>
+      </w:pPr>
+      <w:r>
+        <w:t>2026-03-08 Voice AI hardening and validation rerun</w:t>
       </w:r>
     </w:p>
     <w:p>
@@ -95,7 +461,7 @@
         <w:pStyle w:val="Heading3"/>
       </w:pPr>
       <w:r>
-        <w:t>2. Py-g Declarative Agent Implementation</w:t>
+        <w:t>Engineering changes</w:t>
       </w:r>
     </w:p>
     <w:p>
@@ -103,16 +469,7 @@
         <w:pStyle w:val="ListBullet"/>
       </w:pPr>
       <w:r>
-        <w:t xml:space="preserve">Created a new </w:t>
-      </w:r>
-      <w:r>
-        <w:rPr>
-          <w:rFonts w:ascii="Mono" w:hAnsi="Mono"/>
-        </w:rPr>
-        <w:t>PyGAgent</w:t>
-      </w:r>
-      <w:r>
-        <w:t xml:space="preserve"> class that uses Py-g's declarative approach to agent definitions</w:t>
+        <w:t>Added silence detection in the AI voice service so silent audio returns empty text instead of hallucinated transcription output.</w:t>
       </w:r>
     </w:p>
     <w:p>
@@ -120,7 +477,7 @@
         <w:pStyle w:val="ListBullet"/>
       </w:pPr>
       <w:r>
-        <w:t>Implemented workflow-based execution with explicit state transitions</w:t>
+        <w:t>Removed unknown-provider fallback behavior from the voice service so invalid TTS or STT service selection fails explicitly.</w:t>
       </w:r>
     </w:p>
     <w:p>
@@ -128,7 +485,25 @@
         <w:pStyle w:val="ListBullet"/>
       </w:pPr>
       <w:r>
-        <w:t>Added support for structured planning and execution</w:t>
+        <w:t xml:space="preserve">Updated backend voice error normalization so upstream request timeouts return </w:t>
+      </w:r>
+      <w:r>
+        <w:rPr>
+          <w:rFonts w:ascii="Mono" w:hAnsi="Mono"/>
+        </w:rPr>
+        <w:t>504</w:t>
+      </w:r>
+      <w:r>
+        <w:t xml:space="preserve"> instead of generic </w:t>
+      </w:r>
+      <w:r>
+        <w:rPr>
+          <w:rFonts w:ascii="Mono" w:hAnsi="Mono"/>
+        </w:rPr>
+        <w:t>503</w:t>
+      </w:r>
+      <w:r>
+        <w:t>.</w:t>
       </w:r>
     </w:p>
     <w:p>
@@ -136,7 +511,15 @@
         <w:pStyle w:val="ListBullet"/>
       </w:pPr>
       <w:r>
-        <w:t>Integrated with existing script analysis pipeline</w:t>
+        <w:t>Revalidated the current deployed stack after redeploy and browser smoke testing.</w:t>
+      </w:r>
+    </w:p>
+    <w:p>
+      <w:pPr>
+        <w:pStyle w:val="Heading3"/>
+      </w:pPr>
+      <w:r>
+        <w:t>Validated results</w:t>
       </w:r>
     </w:p>
     <w:p>
@@ -144,7 +527,7 @@
         <w:pStyle w:val="ListBullet"/>
       </w:pPr>
       <w:r>
-        <w:t>Implemented task-based execution model with explicit task queues</w:t>
+        <w:t>Frontend lint: passed</w:t>
       </w:r>
     </w:p>
     <w:p>
@@ -152,7 +535,143 @@
         <w:pStyle w:val="ListBullet"/>
       </w:pPr>
       <w:r>
-        <w:t>Added support for dynamic task generation based on context</w:t>
+        <w:t>Frontend build: passed</w:t>
+      </w:r>
+    </w:p>
+    <w:p>
+      <w:pPr>
+        <w:pStyle w:val="ListBullet"/>
+      </w:pPr>
+      <w:r>
+        <w:t xml:space="preserve">Frontend tests: </w:t>
+      </w:r>
+      <w:r>
+        <w:rPr>
+          <w:rFonts w:ascii="Mono" w:hAnsi="Mono"/>
+        </w:rPr>
+        <w:t>33</w:t>
+      </w:r>
+      <w:r>
+        <w:t xml:space="preserve"> passed</w:t>
+      </w:r>
+    </w:p>
+    <w:p>
+      <w:pPr>
+        <w:pStyle w:val="ListBullet"/>
+      </w:pPr>
+      <w:r>
+        <w:t xml:space="preserve">Backend lint: passed with </w:t>
+      </w:r>
+      <w:r>
+        <w:rPr>
+          <w:rFonts w:ascii="Mono" w:hAnsi="Mono"/>
+        </w:rPr>
+        <w:t>2</w:t>
+      </w:r>
+      <w:r>
+        <w:t xml:space="preserve"> existing camelcase warnings</w:t>
+      </w:r>
+    </w:p>
+    <w:p>
+      <w:pPr>
+        <w:pStyle w:val="ListBullet"/>
+      </w:pPr>
+      <w:r>
+        <w:t>Backend build: passed</w:t>
+      </w:r>
+    </w:p>
+    <w:p>
+      <w:pPr>
+        <w:pStyle w:val="ListBullet"/>
+      </w:pPr>
+      <w:r>
+        <w:t xml:space="preserve">Backend containerized tests: </w:t>
+      </w:r>
+      <w:r>
+        <w:rPr>
+          <w:rFonts w:ascii="Mono" w:hAnsi="Mono"/>
+        </w:rPr>
+        <w:t>93</w:t>
+      </w:r>
+      <w:r>
+        <w:t xml:space="preserve"> total, </w:t>
+      </w:r>
+      <w:r>
+        <w:rPr>
+          <w:rFonts w:ascii="Mono" w:hAnsi="Mono"/>
+        </w:rPr>
+        <w:t>29</w:t>
+      </w:r>
+      <w:r>
+        <w:t xml:space="preserve"> active passed, </w:t>
+      </w:r>
+      <w:r>
+        <w:rPr>
+          <w:rFonts w:ascii="Mono" w:hAnsi="Mono"/>
+        </w:rPr>
+        <w:t>64</w:t>
+      </w:r>
+      <w:r>
+        <w:t xml:space="preserve"> skipped</w:t>
+      </w:r>
+    </w:p>
+    <w:p>
+      <w:pPr>
+        <w:pStyle w:val="ListBullet"/>
+      </w:pPr>
+      <w:r>
+        <w:t xml:space="preserve">AI harness: </w:t>
+      </w:r>
+      <w:r>
+        <w:rPr>
+          <w:rFonts w:ascii="Mono" w:hAnsi="Mono"/>
+        </w:rPr>
+        <w:t>5/5</w:t>
+      </w:r>
+      <w:r>
+        <w:t xml:space="preserve"> passed</w:t>
+      </w:r>
+    </w:p>
+    <w:p>
+      <w:pPr>
+        <w:pStyle w:val="ListBullet"/>
+      </w:pPr>
+      <w:r>
+        <w:t xml:space="preserve">Voice validation: </w:t>
+      </w:r>
+      <w:r>
+        <w:rPr>
+          <w:rFonts w:ascii="Mono" w:hAnsi="Mono"/>
+        </w:rPr>
+        <w:t>8/8</w:t>
+      </w:r>
+      <w:r>
+        <w:t xml:space="preserve"> passed</w:t>
+      </w:r>
+    </w:p>
+    <w:p>
+      <w:pPr>
+        <w:pStyle w:val="ListBullet"/>
+      </w:pPr>
+      <w:r>
+        <w:t xml:space="preserve">Chromium browser smoke suite: </w:t>
+      </w:r>
+      <w:r>
+        <w:rPr>
+          <w:rFonts w:ascii="Mono" w:hAnsi="Mono"/>
+        </w:rPr>
+        <w:t>25/25</w:t>
+      </w:r>
+      <w:r>
+        <w:t xml:space="preserve"> passed</w:t>
+      </w:r>
+    </w:p>
+    <w:p>
+      <w:pPr>
+        <w:pStyle w:val="Heading2"/>
+      </w:pPr>
+      <w:r>
+        <w:t>2026-03-07 Upload hardening and local Git auto-update helper</w:t>
       </w:r>
     </w:p>
     <w:p>
@@ -160,7 +679,7 @@
         <w:pStyle w:val="Heading3"/>
       </w:pPr>
       <w:r>
-        <w:t>3. Agent Factory Enhancements</w:t>
+        <w:t>Engineering changes</w:t>
       </w:r>
     </w:p>
     <w:p>
@@ -168,16 +687,25 @@
         <w:pStyle w:val="ListBullet"/>
       </w:pPr>
       <w:r>
-        <w:t xml:space="preserve">Updated the </w:t>
+        <w:t xml:space="preserve">Fixed the large-file upload path so </w:t>
       </w:r>
       <w:r>
         <w:rPr>
           <w:rFonts w:ascii="Mono" w:hAnsi="Mono"/>
         </w:rPr>
-        <w:t>AgentFactory</w:t>
+        <w:t>/api/scripts/upload/large</w:t>
       </w:r>
       <w:r>
-        <w:t xml:space="preserve"> to support LangGraph and Py-g agent types</w:t>
+        <w:t xml:space="preserve"> works with disk-backed multer uploads instead of failing on missing </w:t>
+      </w:r>
+      <w:r>
+        <w:rPr>
+          <w:rFonts w:ascii="Mono" w:hAnsi="Mono"/>
+        </w:rPr>
+        <w:t>req.file.buffer</w:t>
+      </w:r>
+      <w:r>
+        <w:t>.</w:t>
       </w:r>
     </w:p>
     <w:p>
@@ -185,7 +713,34 @@
         <w:pStyle w:val="ListBullet"/>
       </w:pPr>
       <w:r>
-        <w:t>Added dynamic agent selection based on task complexity and requirements</w:t>
+        <w:t xml:space="preserve">Lowered upload transaction isolation from </w:t>
+      </w:r>
+      <w:r>
+        <w:rPr>
+          <w:rFonts w:ascii="Mono" w:hAnsi="Mono"/>
+        </w:rPr>
+        <w:t>SERIALIZABLE</w:t>
+      </w:r>
+      <w:r>
+        <w:t xml:space="preserve"> to </w:t>
+      </w:r>
+      <w:r>
+        <w:rPr>
+          <w:rFonts w:ascii="Mono" w:hAnsi="Mono"/>
+        </w:rPr>
+        <w:t>READ_COMMITTED</w:t>
+      </w:r>
+      <w:r>
+        <w:t xml:space="preserve"> to avoid PostgreSQL </w:t>
+      </w:r>
+      <w:r>
+        <w:rPr>
+          <w:rFonts w:ascii="Mono" w:hAnsi="Mono"/>
+        </w:rPr>
+        <w:t>40001</w:t>
+      </w:r>
+      <w:r>
+        <w:t xml:space="preserve"> serialization failures during concurrent upload bursts.</w:t>
       </w:r>
     </w:p>
     <w:p>
@@ -193,7 +748,16 @@
         <w:pStyle w:val="ListBullet"/>
       </w:pPr>
       <w:r>
-        <w:t>Implemented graceful fallback mechanisms when specific agent types are unavailable</w:t>
+        <w:t xml:space="preserve">Added a local Git auto-update helper at </w:t>
+      </w:r>
+      <w:r>
+        <w:rPr>
+          <w:rFonts w:ascii="Mono" w:hAnsi="Mono"/>
+        </w:rPr>
+        <w:t>scripts/setup/git-auto-update.sh</w:t>
+      </w:r>
+      <w:r>
+        <w:t>.</w:t>
       </w:r>
     </w:p>
     <w:p>
@@ -201,7 +765,42 @@
         <w:pStyle w:val="ListBullet"/>
       </w:pPr>
       <w:r>
-        <w:t>Enhanced logging for better debugging and monitoring</w:t>
+        <w:t xml:space="preserve">The auto-update helper fetches </w:t>
+      </w:r>
+      <w:r>
+        <w:rPr>
+          <w:rFonts w:ascii="Mono" w:hAnsi="Mono"/>
+        </w:rPr>
+        <w:t>origin/main</w:t>
+      </w:r>
+      <w:r>
+        <w:t xml:space="preserve">, notifies when the remote head changes, and only runs </w:t>
+      </w:r>
+      <w:r>
+        <w:rPr>
+          <w:rFonts w:ascii="Mono" w:hAnsi="Mono"/>
+        </w:rPr>
+        <w:t>git pull --ff-only origin main</w:t>
+      </w:r>
+      <w:r>
+        <w:t xml:space="preserve"> when the worktree is clean and the current branch is </w:t>
+      </w:r>
+      <w:r>
+        <w:rPr>
+          <w:rFonts w:ascii="Mono" w:hAnsi="Mono"/>
+        </w:rPr>
+        <w:t>main</w:t>
+      </w:r>
+      <w:r>
+        <w:t>.</w:t>
+      </w:r>
+    </w:p>
+    <w:p>
+      <w:pPr>
+        <w:pStyle w:val="Heading3"/>
+      </w:pPr>
+      <w:r>
+        <w:t>Validated results</w:t>
       </w:r>
     </w:p>
     <w:p>
@@ -209,7 +808,13 @@
         <w:pStyle w:val="ListBullet"/>
       </w:pPr>
       <w:r>
-        <w:t>Added support for agent-specific configuration options</w:t>
+        <w:t xml:space="preserve">Small upload: </w:t>
+      </w:r>
+      <w:r>
+        <w:rPr>
+          <w:rFonts w:ascii="Mono" w:hAnsi="Mono"/>
+        </w:rPr>
+        <w:t>201</w:t>
       </w:r>
     </w:p>
     <w:p>
@@ -217,7 +822,70 @@
         <w:pStyle w:val="ListBullet"/>
       </w:pPr>
       <w:r>
-        <w:t>Implemented agent caching for better performance</w:t>
+        <w:t xml:space="preserve">Large upload: fixed from </w:t>
+      </w:r>
+      <w:r>
+        <w:rPr>
+          <w:rFonts w:ascii="Mono" w:hAnsi="Mono"/>
+        </w:rPr>
+        <w:t>500</w:t>
+      </w:r>
+      <w:r>
+        <w:t xml:space="preserve"> to successful upload, with repeat uploads returning expected </w:t>
+      </w:r>
+      <w:r>
+        <w:rPr>
+          <w:rFonts w:ascii="Mono" w:hAnsi="Mono"/>
+        </w:rPr>
+        <w:t>409 duplicate_file</w:t>
+      </w:r>
+    </w:p>
+    <w:p>
+      <w:pPr>
+        <w:pStyle w:val="ListBullet"/>
+      </w:pPr>
+      <w:r>
+        <w:t xml:space="preserve">Concurrent upload burst: </w:t>
+      </w:r>
+      <w:r>
+        <w:rPr>
+          <w:rFonts w:ascii="Mono" w:hAnsi="Mono"/>
+        </w:rPr>
+        <w:t>4/4</w:t>
+      </w:r>
+      <w:r>
+        <w:t xml:space="preserve"> successful after the transaction fix</w:t>
+      </w:r>
+    </w:p>
+    <w:p>
+      <w:pPr>
+        <w:pStyle w:val="ListBullet"/>
+      </w:pPr>
+      <w:r>
+        <w:t xml:space="preserve">Browser upload suite: </w:t>
+      </w:r>
+      <w:r>
+        <w:rPr>
+          <w:rFonts w:ascii="Mono" w:hAnsi="Mono"/>
+        </w:rPr>
+        <w:t>tests/e2e/script-management.spec.ts</w:t>
+      </w:r>
+      <w:r>
+        <w:t xml:space="preserve"> passed, </w:t>
+      </w:r>
+      <w:r>
+        <w:rPr>
+          <w:rFonts w:ascii="Mono" w:hAnsi="Mono"/>
+        </w:rPr>
+        <w:t>6/6</w:t>
+      </w:r>
+    </w:p>
+    <w:p>
+      <w:pPr>
+        <w:pStyle w:val="Heading2"/>
+      </w:pPr>
+      <w:r>
+        <w:t>2026-03-06 Upload/network fix and full-stack validation</w:t>
       </w:r>
     </w:p>
     <w:p>
@@ -225,7 +893,7 @@
         <w:pStyle w:val="Heading3"/>
       </w:pPr>
       <w:r>
-        <w:t>4. Multi-Turn Conversation Support</w:t>
+        <w:t>Engineering changes</w:t>
       </w:r>
     </w:p>
     <w:p>
@@ -233,7 +901,34 @@
         <w:pStyle w:val="ListBullet"/>
       </w:pPr>
       <w:r>
-        <w:t>Enhanced the conversation system to maintain context across multiple turns</w:t>
+        <w:t xml:space="preserve">Fixed script upload/save failures by wiring </w:t>
+      </w:r>
+      <w:r>
+        <w:rPr>
+          <w:rFonts w:ascii="Mono" w:hAnsi="Mono"/>
+        </w:rPr>
+        <w:t>/api/scripts/upload</w:t>
+      </w:r>
+      <w:r>
+        <w:t xml:space="preserve"> and </w:t>
+      </w:r>
+      <w:r>
+        <w:rPr>
+          <w:rFonts w:ascii="Mono" w:hAnsi="Mono"/>
+        </w:rPr>
+        <w:t>/api/scripts/upload/large</w:t>
+      </w:r>
+      <w:r>
+        <w:t xml:space="preserve"> through </w:t>
+      </w:r>
+      <w:r>
+        <w:rPr>
+          <w:rFonts w:ascii="Mono" w:hAnsi="Mono"/>
+        </w:rPr>
+        <w:t>authenticateJWT</w:t>
+      </w:r>
+      <w:r>
+        <w:t xml:space="preserve"> before the upload controller.</w:t>
       </w:r>
     </w:p>
     <w:p>
@@ -241,7 +936,16 @@
         <w:pStyle w:val="ListBullet"/>
       </w:pPr>
       <w:r>
-        <w:t>Implemented state tracking for complex multi-step tasks</w:t>
+        <w:t xml:space="preserve">Fixed the frontend upload client to stop forcing multipart headers, always send the auth header when present, and use </w:t>
+      </w:r>
+      <w:r>
+        <w:rPr>
+          <w:rFonts w:ascii="Mono" w:hAnsi="Mono"/>
+        </w:rPr>
+        <w:t>/scripts/upload/large</w:t>
+      </w:r>
+      <w:r>
+        <w:t xml:space="preserve"> for large single-file uploads.</w:t>
       </w:r>
     </w:p>
     <w:p>
@@ -249,7 +953,7 @@
         <w:pStyle w:val="ListBullet"/>
       </w:pPr>
       <w:r>
-        <w:t>Added support for conversation history in agent decision-making</w:t>
+        <w:t>Relaxed the AI analytics Playwright expectation so upstream timeout statuses are treated as valid for analytics-tracking coverage.</w:t>
       </w:r>
     </w:p>
     <w:p>
@@ -257,7 +961,15 @@
         <w:pStyle w:val="ListBullet"/>
       </w:pPr>
       <w:r>
-        <w:t>Improved context management for more coherent responses</w:t>
+        <w:t>Refreshed the canonical screenshot set against the current runtime.</w:t>
+      </w:r>
+    </w:p>
+    <w:p>
+      <w:pPr>
+        <w:pStyle w:val="Heading3"/>
+      </w:pPr>
+      <w:r>
+        <w:t>Validated results</w:t>
       </w:r>
     </w:p>
     <w:p>
@@ -265,7 +977,16 @@
         <w:pStyle w:val="ListBullet"/>
       </w:pPr>
       <w:r>
-        <w:t>Added support for conversation branching and merging</w:t>
+        <w:t xml:space="preserve">Backend lint: passed with </w:t>
+      </w:r>
+      <w:r>
+        <w:rPr>
+          <w:rFonts w:ascii="Mono" w:hAnsi="Mono"/>
+        </w:rPr>
+        <w:t>2</w:t>
+      </w:r>
+      <w:r>
+        <w:t xml:space="preserve"> existing camelcase warnings</w:t>
       </w:r>
     </w:p>
     <w:p>
@@ -273,7 +994,133 @@
         <w:pStyle w:val="ListBullet"/>
       </w:pPr>
       <w:r>
-        <w:t>Implemented conversation summarization for long interactions</w:t>
+        <w:t>Backend build: passed</w:t>
+      </w:r>
+    </w:p>
+    <w:p>
+      <w:pPr>
+        <w:pStyle w:val="ListBullet"/>
+      </w:pPr>
+      <w:r>
+        <w:t xml:space="preserve">Backend tests: </w:t>
+      </w:r>
+      <w:r>
+        <w:rPr>
+          <w:rFonts w:ascii="Mono" w:hAnsi="Mono"/>
+        </w:rPr>
+        <w:t>93</w:t>
+      </w:r>
+      <w:r>
+        <w:t xml:space="preserve"> passed</w:t>
+      </w:r>
+    </w:p>
+    <w:p>
+      <w:pPr>
+        <w:pStyle w:val="ListBullet"/>
+      </w:pPr>
+      <w:r>
+        <w:t>Frontend lint: passed</w:t>
+      </w:r>
+    </w:p>
+    <w:p>
+      <w:pPr>
+        <w:pStyle w:val="ListBullet"/>
+      </w:pPr>
+      <w:r>
+        <w:t>Frontend build: passed</w:t>
+      </w:r>
+    </w:p>
+    <w:p>
+      <w:pPr>
+        <w:pStyle w:val="ListBullet"/>
+      </w:pPr>
+      <w:r>
+        <w:t xml:space="preserve">Frontend tests: </w:t>
+      </w:r>
+      <w:r>
+        <w:rPr>
+          <w:rFonts w:ascii="Mono" w:hAnsi="Mono"/>
+        </w:rPr>
+        <w:t>33</w:t>
+      </w:r>
+      <w:r>
+        <w:t xml:space="preserve"> passed</w:t>
+      </w:r>
+    </w:p>
+    <w:p>
+      <w:pPr>
+        <w:pStyle w:val="ListBullet"/>
+      </w:pPr>
+      <w:r>
+        <w:t xml:space="preserve">AI harness: </w:t>
+      </w:r>
+      <w:r>
+        <w:rPr>
+          <w:rFonts w:ascii="Mono" w:hAnsi="Mono"/>
+        </w:rPr>
+        <w:t>5/5</w:t>
+      </w:r>
+      <w:r>
+        <w:t xml:space="preserve"> passed</w:t>
+      </w:r>
+    </w:p>
+    <w:p>
+      <w:pPr>
+        <w:pStyle w:val="ListBullet"/>
+      </w:pPr>
+      <w:r>
+        <w:t xml:space="preserve">Voice validation: </w:t>
+      </w:r>
+      <w:r>
+        <w:rPr>
+          <w:rFonts w:ascii="Mono" w:hAnsi="Mono"/>
+        </w:rPr>
+        <w:t>8/8</w:t>
+      </w:r>
+      <w:r>
+        <w:t xml:space="preserve"> passed</w:t>
+      </w:r>
+    </w:p>
+    <w:p>
+      <w:pPr>
+        <w:pStyle w:val="ListBullet"/>
+      </w:pPr>
+      <w:r>
+        <w:t>Data-maintenance verification: passed</w:t>
+      </w:r>
+    </w:p>
+    <w:p>
+      <w:pPr>
+        <w:pStyle w:val="ListBullet"/>
+      </w:pPr>
+      <w:r>
+        <w:t xml:space="preserve">Chromium browser suite: </w:t>
+      </w:r>
+      <w:r>
+        <w:rPr>
+          <w:rFonts w:ascii="Mono" w:hAnsi="Mono"/>
+        </w:rPr>
+        <w:t>28</w:t>
+      </w:r>
+      <w:r>
+        <w:t xml:space="preserve"> passed, </w:t>
+      </w:r>
+      <w:r>
+        <w:rPr>
+          <w:rFonts w:ascii="Mono" w:hAnsi="Mono"/>
+        </w:rPr>
+        <w:t>3</w:t>
+      </w:r>
+      <w:r>
+        <w:t xml:space="preserve"> skipped</w:t>
+      </w:r>
+    </w:p>
+    <w:p>
+      <w:pPr>
+        <w:pStyle w:val="Heading2"/>
+      </w:pPr>
+      <w:r>
+        <w:t>2026-03-06 Docs, runtime normalization, and screenshot refresh</w:t>
       </w:r>
     </w:p>
     <w:p>
@@ -281,7 +1128,7 @@
         <w:pStyle w:val="Heading3"/>
       </w:pPr>
       <w:r>
-        <w:t>5. Advanced Tool Use Framework</w:t>
+        <w:t>Engineering changes</w:t>
       </w:r>
     </w:p>
     <w:p>
@@ -289,7 +1136,16 @@
         <w:pStyle w:val="ListBullet"/>
       </w:pPr>
       <w:r>
-        <w:t>Created a structured tool definition and execution system</w:t>
+        <w:t xml:space="preserve">Normalized the checked-in local stack around </w:t>
+      </w:r>
+      <w:r>
+        <w:rPr>
+          <w:rFonts w:ascii="Mono" w:hAnsi="Mono"/>
+        </w:rPr>
+        <w:t>3090 / 4000 / 8000</w:t>
+      </w:r>
+      <w:r>
+        <w:t>.</w:t>
       </w:r>
     </w:p>
     <w:p>
@@ -297,7 +1153,16 @@
         <w:pStyle w:val="ListBullet"/>
       </w:pPr>
       <w:r>
-        <w:t>Implemented PowerShell-specific analysis tools for script evaluation</w:t>
+        <w:t xml:space="preserve">Fixed frontend local API detection to target backend </w:t>
+      </w:r>
+      <w:r>
+        <w:rPr>
+          <w:rFonts w:ascii="Mono" w:hAnsi="Mono"/>
+        </w:rPr>
+        <w:t>:4000</w:t>
+      </w:r>
+      <w:r>
+        <w:t xml:space="preserve"> in dev mode.</w:t>
       </w:r>
     </w:p>
     <w:p>
@@ -305,7 +1170,7 @@
         <w:pStyle w:val="ListBullet"/>
       </w:pPr>
       <w:r>
-        <w:t>Added security analysis tools for vulnerability detection</w:t>
+        <w:t>Updated the affected API URL unit tests and categories/settings Playwright flow.</w:t>
       </w:r>
     </w:p>
     <w:p>
@@ -313,7 +1178,7 @@
         <w:pStyle w:val="ListBullet"/>
       </w:pPr>
       <w:r>
-        <w:t>Integrated documentation tools for command reference lookup</w:t>
+        <w:t>Refreshed the canonical screenshot generator to capture the active README images.</w:t>
       </w:r>
     </w:p>
     <w:p>
@@ -321,7 +1186,16 @@
         <w:pStyle w:val="ListBullet"/>
       </w:pPr>
       <w:r>
-        <w:t>Added support for tool composition and chaining</w:t>
+        <w:t xml:space="preserve">Rewrote the active README/doc set to match the checked-in configs instead of the older </w:t>
+      </w:r>
+      <w:r>
+        <w:rPr>
+          <w:rFonts w:ascii="Mono" w:hAnsi="Mono"/>
+        </w:rPr>
+        <w:t>:3000</w:t>
+      </w:r>
+      <w:r>
+        <w:t xml:space="preserve"> local override.</w:t>
       </w:r>
     </w:p>
     <w:p>
@@ -329,7 +1203,7 @@
         <w:pStyle w:val="ListBullet"/>
       </w:pPr>
       <w:r>
-        <w:t>Implemented tool result caching for better performance</w:t>
+        <w:t>Demoted stale README drafts so they no longer advertise mock/demo startup paths as current.</w:t>
       </w:r>
     </w:p>
     <w:p>
@@ -337,7 +1211,7 @@
         <w:pStyle w:val="Heading3"/>
       </w:pPr>
       <w:r>
-        <w:t>6. Planning Capabilities</w:t>
+        <w:t>Screenshots refreshed</w:t>
       </w:r>
     </w:p>
     <w:p>
@@ -345,7 +1219,10 @@
         <w:pStyle w:val="ListBullet"/>
       </w:pPr>
       <w:r>
-        <w:t>Implemented explicit planning nodes in the agent workflow</w:t>
+        <w:rPr>
+          <w:rFonts w:ascii="Mono" w:hAnsi="Mono"/>
+        </w:rPr>
+        <w:t>docs/screenshots/dashboard.png</w:t>
       </w:r>
     </w:p>
     <w:p>
@@ -353,7 +1230,10 @@
         <w:pStyle w:val="ListBullet"/>
       </w:pPr>
       <w:r>
-        <w:t>Added support for plan creation, execution, and revision</w:t>
+        <w:rPr>
+          <w:rFonts w:ascii="Mono" w:hAnsi="Mono"/>
+        </w:rPr>
+        <w:t>docs/screenshots/scripts.png</w:t>
       </w:r>
     </w:p>
     <w:p>
@@ -361,7 +1241,10 @@
         <w:pStyle w:val="ListBullet"/>
       </w:pPr>
       <w:r>
-        <w:t>Enhanced error recovery with plan adaptation</w:t>
+        <w:rPr>
+          <w:rFonts w:ascii="Mono" w:hAnsi="Mono"/>
+        </w:rPr>
+        <w:t>docs/screenshots/settings-profile.png</w:t>
       </w:r>
     </w:p>
     <w:p>
@@ -369,7 +1252,26 @@
         <w:pStyle w:val="ListBullet"/>
       </w:pPr>
       <w:r>
-        <w:t>Improved task decomposition for complex requests</w:t>
+        <w:rPr>
+          <w:rFonts w:ascii="Mono" w:hAnsi="Mono"/>
+        </w:rPr>
+        <w:t>docs/screenshots/data-maintenance.png</w:t>
+      </w:r>
+    </w:p>
+    <w:p>
+      <w:pPr>
+        <w:pStyle w:val="Heading2"/>
+      </w:pPr>
+      <w:r>
+        <w:t>2026-03-06 Full validation reruns, browser fix, and documentation sync</w:t>
+      </w:r>
+    </w:p>
+    <w:p>
+      <w:pPr>
+        <w:pStyle w:val="Heading3"/>
+      </w:pPr>
+      <w:r>
+        <w:t>Engineering changes</w:t>
       </w:r>
     </w:p>
     <w:p>
@@ -377,7 +1279,25 @@
         <w:pStyle w:val="ListBullet"/>
       </w:pPr>
       <w:r>
-        <w:t>Added support for hierarchical planning</w:t>
+        <w:t xml:space="preserve">Fixed a browser-test selector bug in </w:t>
+      </w:r>
+      <w:r>
+        <w:rPr>
+          <w:rFonts w:ascii="Mono" w:hAnsi="Mono"/>
+        </w:rPr>
+        <w:t>tests/e2e/script-management.spec.ts</w:t>
+      </w:r>
+      <w:r>
+        <w:t xml:space="preserve"> so the list-view assertion targets the page </w:t>
+      </w:r>
+      <w:r>
+        <w:rPr>
+          <w:rFonts w:ascii="Mono" w:hAnsi="Mono"/>
+        </w:rPr>
+        <w:t>h1</w:t>
+      </w:r>
+      <w:r>
+        <w:t>.</w:t>
       </w:r>
     </w:p>
     <w:p>
@@ -385,7 +1305,49 @@
         <w:pStyle w:val="ListBullet"/>
       </w:pPr>
       <w:r>
-        <w:t>Implemented plan visualization for debugging</w:t>
+        <w:t xml:space="preserve">Tightened the LangGraph tool path so </w:t>
+      </w:r>
+      <w:r>
+        <w:rPr>
+          <w:rFonts w:ascii="Mono" w:hAnsi="Mono"/>
+        </w:rPr>
+        <w:t>analyze_powershell_script</w:t>
+      </w:r>
+      <w:r>
+        <w:t xml:space="preserve"> calls the real </w:t>
+      </w:r>
+      <w:r>
+        <w:rPr>
+          <w:rFonts w:ascii="Mono" w:hAnsi="Mono"/>
+        </w:rPr>
+        <w:t>ScriptAnalyzer</w:t>
+      </w:r>
+      <w:r>
+        <w:t xml:space="preserve"> API.</w:t>
+      </w:r>
+    </w:p>
+    <w:p>
+      <w:pPr>
+        <w:pStyle w:val="ListBullet"/>
+      </w:pPr>
+      <w:r>
+        <w:t>Stabilized the voice cache check so it tolerates normal latency jitter while still requiring successful cached behavior.</w:t>
+      </w:r>
+    </w:p>
+    <w:p>
+      <w:pPr>
+        <w:pStyle w:val="ListBullet"/>
+      </w:pPr>
+      <w:r>
+        <w:t>Refreshed the source-of-truth docs and screenshots to the current validated runtime.</w:t>
+      </w:r>
+    </w:p>
+    <w:p>
+      <w:pPr>
+        <w:pStyle w:val="Heading2"/>
+      </w:pPr>
+      <w:r>
+        <w:t>2026-03-05 Backend mock-response removal, docs refresh, and refreshed screenshots</w:t>
       </w:r>
     </w:p>
     <w:p>
@@ -393,7 +1355,7 @@
         <w:pStyle w:val="Heading3"/>
       </w:pPr>
       <w:r>
-        <w:t>7. State Management Enhancements</w:t>
+        <w:t>Backend/API</w:t>
       </w:r>
     </w:p>
     <w:p>
@@ -401,7 +1363,7 @@
         <w:pStyle w:val="ListBullet"/>
       </w:pPr>
       <w:r>
-        <w:t>Added explicit state schemas for all agent types</w:t>
+        <w:t>Removed runtime mock AI payloads from live backend compatibility routes.</w:t>
       </w:r>
     </w:p>
     <w:p>
@@ -409,7 +1371,7 @@
         <w:pStyle w:val="ListBullet"/>
       </w:pPr>
       <w:r>
-        <w:t>Implemented working memory for persistent information across turns</w:t>
+        <w:t>Legacy AI routes now return explicit upstream-service errors instead of invented fallback success payloads.</w:t>
       </w:r>
     </w:p>
     <w:p>
@@ -417,7 +1379,16 @@
         <w:pStyle w:val="ListBullet"/>
       </w:pPr>
       <w:r>
-        <w:t>Created state transition logic for workflow management</w:t>
+        <w:t xml:space="preserve">Fixed async upload analysis to call the real AI </w:t>
+      </w:r>
+      <w:r>
+        <w:rPr>
+          <w:rFonts w:ascii="Mono" w:hAnsi="Mono"/>
+        </w:rPr>
+        <w:t>/analyze</w:t>
+      </w:r>
+      <w:r>
+        <w:t xml:space="preserve"> endpoint.</w:t>
       </w:r>
     </w:p>
     <w:p>
@@ -425,7 +1396,16 @@
         <w:pStyle w:val="ListBullet"/>
       </w:pPr>
       <w:r>
-        <w:t>Added state checkpointing for recovery and debugging</w:t>
+        <w:t xml:space="preserve">Similar-script vector-search failures now return </w:t>
+      </w:r>
+      <w:r>
+        <w:rPr>
+          <w:rFonts w:ascii="Mono" w:hAnsi="Mono"/>
+        </w:rPr>
+        <w:t>503 vector_search_unavailable</w:t>
+      </w:r>
+      <w:r>
+        <w:t xml:space="preserve"> instead of random similarity scores.</w:t>
       </w:r>
     </w:p>
     <w:p>
@@ -433,1252 +1413,12 @@
         <w:pStyle w:val="ListBullet"/>
       </w:pPr>
       <w:r>
-        <w:t>Implemented state visualization tools</w:t>
-      </w:r>
-    </w:p>
-    <w:p>
-      <w:pPr>
-        <w:pStyle w:val="ListBullet"/>
-      </w:pPr>
-      <w:r>
-        <w:t>Added support for state rollback in case of errors</w:t>
-      </w:r>
-    </w:p>
-    <w:p>
-      <w:pPr>
-        <w:pStyle w:val="Heading3"/>
-      </w:pPr>
-      <w:r>
-        <w:t>8. Error Handling and Recovery</w:t>
-      </w:r>
-    </w:p>
-    <w:p>
-      <w:pPr>
-        <w:pStyle w:val="ListBullet"/>
-      </w:pPr>
-      <w:r>
-        <w:t>Implemented comprehensive error detection and classification</w:t>
-      </w:r>
-    </w:p>
-    <w:p>
-      <w:pPr>
-        <w:pStyle w:val="ListBullet"/>
-      </w:pPr>
-      <w:r>
-        <w:t>Added recovery strategies for different error types</w:t>
-      </w:r>
-    </w:p>
-    <w:p>
-      <w:pPr>
-        <w:pStyle w:val="ListBullet"/>
-      </w:pPr>
-      <w:r>
-        <w:t>Created fallback mechanisms for graceful degradation</w:t>
-      </w:r>
-    </w:p>
-    <w:p>
-      <w:pPr>
-        <w:pStyle w:val="ListBullet"/>
-      </w:pPr>
-      <w:r>
-        <w:t>Enhanced logging for error analysis and debugging</w:t>
-      </w:r>
-    </w:p>
-    <w:p>
-      <w:pPr>
-        <w:pStyle w:val="ListBullet"/>
-      </w:pPr>
-      <w:r>
-        <w:t>Implemented automatic retry logic for transient errors</w:t>
-      </w:r>
-    </w:p>
-    <w:p>
-      <w:pPr>
-        <w:pStyle w:val="ListBullet"/>
-      </w:pPr>
-      <w:r>
-        <w:t>Added support for human intervention in critical errors</w:t>
-      </w:r>
-    </w:p>
-    <w:p>
-      <w:pPr>
-        <w:pStyle w:val="Heading3"/>
-      </w:pPr>
-      <w:r>
-        <w:t>9. External API Integration</w:t>
-      </w:r>
-    </w:p>
-    <w:p>
-      <w:pPr>
-        <w:pStyle w:val="ListBullet"/>
-      </w:pPr>
-      <w:r>
-        <w:t>Added structured interfaces for OpenAI API interactions</w:t>
-      </w:r>
-    </w:p>
-    <w:p>
-      <w:pPr>
-        <w:pStyle w:val="ListBullet"/>
-      </w:pPr>
-      <w:r>
-        <w:t>Implemented rate limiting and retry logic for API stability</w:t>
-      </w:r>
-    </w:p>
-    <w:p>
-      <w:pPr>
-        <w:pStyle w:val="ListBullet"/>
-      </w:pPr>
-      <w:r>
-        <w:t>Enhanced error handling for API failures</w:t>
-      </w:r>
-    </w:p>
-    <w:p>
-      <w:pPr>
-        <w:pStyle w:val="ListBullet"/>
-      </w:pPr>
-      <w:r>
-        <w:t>Added support for model switching based on task requirements</w:t>
-      </w:r>
-    </w:p>
-    <w:p>
-      <w:pPr>
-        <w:pStyle w:val="ListBullet"/>
-      </w:pPr>
-      <w:r>
-        <w:t>Implemented API response caching for better performance</w:t>
-      </w:r>
-    </w:p>
-    <w:p>
-      <w:pPr>
-        <w:pStyle w:val="ListBullet"/>
-      </w:pPr>
-      <w:r>
-        <w:t>Added support for streaming responses for better user experience</w:t>
-      </w:r>
-    </w:p>
-    <w:p>
-      <w:pPr>
-        <w:pStyle w:val="Heading3"/>
-      </w:pPr>
-      <w:r>
-        <w:t>10. Database Schema Verification</w:t>
-      </w:r>
-    </w:p>
-    <w:p>
-      <w:pPr>
-        <w:pStyle w:val="ListBullet"/>
-      </w:pPr>
-      <w:r>
-        <w:t>Verified and enhanced the existing database schema</w:t>
-      </w:r>
-    </w:p>
-    <w:p>
-      <w:pPr>
-        <w:pStyle w:val="ListBullet"/>
-      </w:pPr>
-      <w:r>
-        <w:t>Added support for storing agent state and conversation history</w:t>
-      </w:r>
-    </w:p>
-    <w:p>
-      <w:pPr>
-        <w:pStyle w:val="ListBullet"/>
-      </w:pPr>
-      <w:r>
-        <w:t>Implemented efficient query patterns for script analysis retrieval</w:t>
-      </w:r>
-    </w:p>
-    <w:p>
-      <w:pPr>
-        <w:pStyle w:val="ListBullet"/>
-      </w:pPr>
-      <w:r>
-        <w:t>Enhanced data integrity checks for analysis results</w:t>
-      </w:r>
-    </w:p>
-    <w:p>
-      <w:pPr>
-        <w:pStyle w:val="ListBullet"/>
-      </w:pPr>
-      <w:r>
-        <w:t>Added support for vector embeddings for similarity search</w:t>
-      </w:r>
-    </w:p>
-    <w:p>
-      <w:pPr>
-        <w:pStyle w:val="ListBullet"/>
-      </w:pPr>
-      <w:r>
-        <w:t>Implemented database migration tools for schema updates</w:t>
-      </w:r>
-    </w:p>
-    <w:p>
-      <w:pPr>
-        <w:pStyle w:val="Heading3"/>
-      </w:pPr>
-      <w:r>
-        <w:t>11. Testing Framework</w:t>
-      </w:r>
-    </w:p>
-    <w:p>
-      <w:pPr>
-        <w:pStyle w:val="ListBullet"/>
-      </w:pPr>
-      <w:r>
-        <w:t>Created comprehensive test scripts for LangGraph and Py-g agents</w:t>
-      </w:r>
-    </w:p>
-    <w:p>
-      <w:pPr>
-        <w:pStyle w:val="ListBullet"/>
-      </w:pPr>
-      <w:r>
-        <w:t>Implemented test cases for different script types and complexity levels</w:t>
-      </w:r>
-    </w:p>
-    <w:p>
-      <w:pPr>
-        <w:pStyle w:val="ListBullet"/>
-      </w:pPr>
-      <w:r>
-        <w:t>Added support for automated testing of agent capabilities</w:t>
-      </w:r>
-    </w:p>
-    <w:p>
-      <w:pPr>
-        <w:pStyle w:val="ListBullet"/>
-      </w:pPr>
-      <w:r>
-        <w:t>Enhanced test reporting for better debugging</w:t>
-      </w:r>
-    </w:p>
-    <w:p>
-      <w:pPr>
-        <w:pStyle w:val="ListBullet"/>
-      </w:pPr>
-      <w:r>
-        <w:t>Implemented performance benchmarking for agent comparison</w:t>
-      </w:r>
-    </w:p>
-    <w:p>
-      <w:pPr>
-        <w:pStyle w:val="ListBullet"/>
-      </w:pPr>
-      <w:r>
-        <w:t>Added support for regression testing</w:t>
-      </w:r>
-    </w:p>
-    <w:p>
-      <w:pPr>
-        <w:pStyle w:val="Heading3"/>
-      </w:pPr>
-      <w:r>
-        <w:t>12. Documentation and Examples</w:t>
-      </w:r>
-    </w:p>
-    <w:p>
-      <w:pPr>
-        <w:pStyle w:val="ListBullet"/>
-      </w:pPr>
-      <w:r>
-        <w:t>Created detailed documentation for agent capabilities and usage</w:t>
-      </w:r>
-    </w:p>
-    <w:p>
-      <w:pPr>
-        <w:pStyle w:val="ListBullet"/>
-      </w:pPr>
-      <w:r>
-        <w:t>Added examples for different use cases and scenarios</w:t>
-      </w:r>
-    </w:p>
-    <w:p>
-      <w:pPr>
-        <w:pStyle w:val="ListBullet"/>
-      </w:pPr>
-      <w:r>
-        <w:t>Implemented interactive examples for better understanding</w:t>
-      </w:r>
-    </w:p>
-    <w:p>
-      <w:pPr>
-        <w:pStyle w:val="ListBullet"/>
-      </w:pPr>
-      <w:r>
-        <w:t>Enhanced API documentation for developers</w:t>
-      </w:r>
-    </w:p>
-    <w:p>
-      <w:pPr>
-        <w:pStyle w:val="ListBullet"/>
-      </w:pPr>
-      <w:r>
-        <w:t>Added troubleshooting guides for common issues</w:t>
-      </w:r>
-    </w:p>
-    <w:p>
-      <w:pPr>
-        <w:pStyle w:val="ListBullet"/>
-      </w:pPr>
-      <w:r>
-        <w:t>Implemented documentation generation from code comments</w:t>
-      </w:r>
-    </w:p>
-    <w:p>
-      <w:pPr>
-        <w:pStyle w:val="Heading2"/>
-      </w:pPr>
-      <w:r>
-        <w:t>Specific Technical Improvements</w:t>
-      </w:r>
-    </w:p>
-    <w:p>
-      <w:pPr>
-        <w:pStyle w:val="Heading3"/>
-      </w:pPr>
-      <w:r>
-        <w:t>13. LangGraph Graph Structure Implementation</w:t>
+        <w:t>Optional auth now uses the same JWT secret resolution path as primary auth.</w:t>
       </w:r>
     </w:p>
     <w:p>
       <w:r>
-        <w:rPr>
-          <w:rFonts w:ascii="Mono" w:hAnsi="Mono"/>
-        </w:rPr>
-        <w:t xml:space="preserve">def _build_graph(self) -&gt; StateGraph:
-    """Build the agent workflow graph."""
-    # Define the nodes
-    planner = self._create_planner_node()
-    tool_executor_node = ToolNode(self.tool_executor)
-    responder = self._create_responder_node()
-    error_handler = self._create_error_handler_node()
-    # Create the graph
-    workflow = StateGraph(AgentState)
-    # Add nodes
-    workflow.add_node("planner", planner)
-    workflow.add_node("tool_executor", tool_executor_node)
-    workflow.add_node("responder", responder)
-    workflow.add_node("error_handler", error_handler)
-    # Add edges
-    workflow.add_edge("planner", "tool_executor")
-    workflow.add_edge("tool_executor", "planner")
-    workflow.add_edge("planner", "responder")
-    workflow.add_edge("responder", END)
-    # Add error handling
-    workflow.add_edge_from_exception("tool_executor", "error_handler")
-    workflow.add_edge("error_handler", "planner")
-    # Set the entry point
-    workflow.set_entry_point("planner")
-    # Compile the graph
-    return workflow.compile()
-</w:t>
-      </w:r>
-    </w:p>
-    <w:p>
-      <w:pPr>
-        <w:pStyle w:val="Heading3"/>
-      </w:pPr>
-      <w:r>
-        <w:t>14. Py-g Declarative Agent Definition</w:t>
-      </w:r>
-    </w:p>
-    <w:p>
-      <w:r>
-        <w:rPr>
-          <w:rFonts w:ascii="Mono" w:hAnsi="Mono"/>
-        </w:rPr>
-        <w:t xml:space="preserve">def _plan_tasks(self, user_request: str) -&gt; List[Tuple[str, Dict[str, Any]]]:
-    """
-    Plan tasks based on the user's request.
-    Args:
-        user_request: The user's request
-    Returns:
-        A list of tasks to execute, where each task is a tuple of
-        (task_name, task_args)
-    """
-    # Check if the request contains a PowerShell script
-    if "```powershell" in user_request or "```ps1" in user_request:
-        # Extract the script content
-        script_content = self._extract_script(user_request)
-        # Plan tasks for script analysis
-        return [
-            ("script_analysis", {"content": script_content}),
-            ("security_analysis", {"content": script_content}),
-            ("categorization", {"content": script_content}),
-            ("code_improvement", {"content": script_content})
-        ]
-    else:
-        # For general PowerShell questions, just use the LLM
-        return [
-            ("documentation_lookup", {"query": user_request})
-        ]
-</w:t>
-      </w:r>
-    </w:p>
-    <w:p>
-      <w:pPr>
-        <w:pStyle w:val="Heading3"/>
-      </w:pPr>
-      <w:r>
-        <w:t>15. Enhanced Agent Selection Logic</w:t>
-      </w:r>
-    </w:p>
-    <w:p>
-      <w:r>
-        <w:rPr>
-          <w:rFonts w:ascii="Mono" w:hAnsi="Mono"/>
-        </w:rPr>
-        <w:t xml:space="preserve">def determine_agent_type(self, message: str) -&gt; str:
-    """
-    Determine the most appropriate agent type for a message.
-    Args:
-        message: The user's message
-    Returns:
-        The recommended agent type ('langchain', 'autogpt', 'hybrid', 'langgraph', or 'pyg')
-    """
-    # Simple heuristic for now - could be replaced with a more sophisticated classifier
-    langgraph_task_indicators = [
-        "multi-actor workflow",
-        "state management",
-        "explicit state",
-        "workflow graph",
-        "complex workflow",
-        "state machine",
-        "error recovery",
-        "multi-step planning",
-        "tool orchestration",
-        "structured workflow"
-    ]
-    pyg_task_indicators = [
-        "declarative agent",
-        "declarative definition",
-        "agent definition",
-        "workflow-based",
-        "state-based agent",
-        "explicit workflow",
-        "agent workflow",
-        "declarative approach",
-        "structured agent",
-        "agent orchestration"
-    ]
-    # Additional indicators...
-    message_lower = message.lower()
-    # Check for LangGraph task indicators first (if available)
-    if LANGGRAPH_AVAILABLE:
-        for indicator in langgraph_task_indicators:
-            if indicator in message_lower:
-                logger.info(f"Selected LangGraph agent based on indicator: '{indicator}'")
-                return "langgraph"
-    # Check for Py-g task indicators (if available)
-    if PYG_AVAILABLE:
-        for indicator in pyg_task_indicators:
-            if indicator in message_lower:
-                logger.info(f"Selected Py-g agent based on indicator: '{indicator}'")
-                return "pyg"
-    # Additional checks...
-    # Default to LangChain for simpler queries
-    logger.info("Selected LangChain agent (default)")
-    return "langchain"
-</w:t>
-      </w:r>
-    </w:p>
-    <w:p>
-      <w:pPr>
-        <w:pStyle w:val="Heading3"/>
-      </w:pPr>
-      <w:r>
-        <w:t>16. PowerShell Analysis Tool Implementation</w:t>
-      </w:r>
-    </w:p>
-    <w:p>
-      <w:r>
-        <w:rPr>
-          <w:rFonts w:ascii="Mono" w:hAnsi="Mono"/>
-        </w:rPr>
-        <w:t xml:space="preserve">class PowerShellAnalysisTool(BaseTool):
-    """Tool for analyzing PowerShell scripts."""
-    name = "powershell_analysis"
-    description = "Analyze a PowerShell script to identify its purpose, security risks, and code quality"
-    def _run(self, script_content: str, run_manager: Optional[CallbackManagerForToolRun] = None) -&gt; str:
-        """
-        Analyze a PowerShell script.
-        Args:
-            script_content: The content of the PowerShell script to analyze
-        Returns:
-            A detailed analysis of the script
-        """
-        try:
-            # Use the ScriptAnalyzer to analyze the script
-            script_analyzer = ScriptAnalyzer(use_cache=True)
-            analysis = script_analyzer.analyze_script_content(script_content)
-            # Format the analysis as a structured response
-            response = {
-                "purpose": analysis.get("purpose", "Unknown purpose"),
-                "security_score": analysis.get("security_score", 5.0),
-                "code_quality_score": analysis.get("code_quality_score", 5.0),
-                "risk_score": analysis.get("risk_score", 5.0),
-                "security_analysis": analysis.get("security_analysis", "No security analysis available"),
-                "optimization": analysis.get("optimization", []),
-                "parameters": analysis.get("parameters", {})
-            }
-            return json.dumps(response, indent=2)
-        except Exception as e:
-            logger.error(f"Error analyzing PowerShell script: {e}")
-            return f"Error analyzing script: {str(e)}"
-</w:t>
-      </w:r>
-    </w:p>
-    <w:p>
-      <w:pPr>
-        <w:pStyle w:val="Heading3"/>
-      </w:pPr>
-      <w:r>
-        <w:t>17. Security Analysis Tool Implementation</w:t>
-      </w:r>
-    </w:p>
-    <w:p>
-      <w:r>
-        <w:rPr>
-          <w:rFonts w:ascii="Mono" w:hAnsi="Mono"/>
-        </w:rPr>
-        <w:t xml:space="preserve">class SecurityAnalysisTool(BaseTool):
-    """Tool for analyzing security aspects of PowerShell scripts."""
-    name = "security_analysis"
-    description = "Analyze a PowerShell script for security vulnerabilities, risks, and best practices"
-    def _run(self, script_content: str, run_manager: Optional[CallbackManagerForToolRun] = None) -&gt; str:
-        """
-        Analyze a PowerShell script for security issues.
-        Args:
-            script_content: The content of the PowerShell script to analyze
-        Returns:
-            A detailed security analysis of the script
-        """
-        script_lower = script_content.lower()
-        security_issues = []
-        # Check for common security issues
-        if "invoke-expression" in script_lower or "iex " in script_lower:
-            security_issues.append("Uses Invoke-Expression which can lead to code injection vulnerabilities if input is not properly sanitized")
-        if "convertto-securestring" in script_lower and "key" in script_lower and "plaintext" in script_lower:
-            security_issues.append("Uses ConvertTo-SecureString with plaintext key, which is not secure for production environments")
-        # Additional checks...
-        # Generate security score
-        base_score = 5.0
-        score_adjustment = min(len(security_issues) * -0.5, -4.0) + min(len(best_practices) * 0.3, 2.0)
-        security_score = max(1.0, min(10.0, base_score + score_adjustment))
-        # Format the response
-        response = {
-            "security_score": round(security_score, 1),
-            "security_issues": security_issues,
-            "security_best_practices": best_practices,
-            "recommendations": [
-                "Use parameter validation attributes to restrict input values",
-                "Implement proper error handling with try/catch blocks",
-                "Avoid using Invoke-Expression with user input",
-                "Use ShouldProcess for functions that make changes",
-                "Implement logging for security-relevant actions"
-            ]
-        }
-        return json.dumps(response, indent=2)
-</w:t>
-      </w:r>
-    </w:p>
-    <w:p>
-      <w:pPr>
-        <w:pStyle w:val="Heading3"/>
-      </w:pPr>
-      <w:r>
-        <w:t>18. Script Categorization Tool Implementation</w:t>
-      </w:r>
-    </w:p>
-    <w:p>
-      <w:r>
-        <w:rPr>
-          <w:rFonts w:ascii="Mono" w:hAnsi="Mono"/>
-        </w:rPr>
-        <w:t xml:space="preserve">class ScriptCategorizationTool(BaseTool):
-    """Tool for categorizing PowerShell scripts."""
-    name = "script_categorization"
-    description = "Categorize a PowerShell script into predefined categories based on its purpose and functionality"
-    def _run(self, script_content: str, run_manager: Optional[CallbackManagerForToolRun] = None) -&gt; str:
-        """
-        Categorize a PowerShell script.
-        Args:
-            script_content: The content of the PowerShell script to categorize
-        Returns:
-            The category of the script with explanation
-        """
-        # Define categories
-        categories = {
-            "System Administration": "Scripts for managing Windows/Linux systems, including system configuration, maintenance, and monitoring.",
-            "Security &amp; Compliance": "Scripts for security auditing, hardening, compliance checks, vulnerability scanning, and implementing security best practices.",
-            # Additional categories...
-        }
-        script_lower = script_content.lower()
-        # Categorization logic
-        if "get-process" in script_lower or "cpu" in script_lower or "memory" in script_lower:
-            category = "Monitoring &amp; Diagnostics"
-        elif "new-aduser" in script_lower or "get-aduser" in script_lower:
-            category = "Active Directory"
-        # Additional categorization rules...
-        return f"""
-        Category: {category}
-        Explanation: This script appears to be a {category.lower()} script based on its content and functionality. 
-        {categories[category]}
-        """
-</w:t>
-      </w:r>
-    </w:p>
-    <w:p>
-      <w:pPr>
-        <w:pStyle w:val="Heading3"/>
-      </w:pPr>
-      <w:r>
-        <w:t>19. Asynchronous Processing Support</w:t>
-      </w:r>
-    </w:p>
-    <w:p>
-      <w:r>
-        <w:rPr>
-          <w:rFonts w:ascii="Mono" w:hAnsi="Mono"/>
-        </w:rPr>
-        <w:t xml:space="preserve">async def process_message(self, messages: List[Dict[str, str]]) -&gt; str:
-    """
-    Process a message using the LangGraph agent.
-    Args:
-        messages: List of message dictionaries with 'role' and 'content' keys
-    Returns:
-        The agent's response as a string
-    """
-    try:
-        # Initialize the state
-        initial_state: AgentState = {
-            "messages": messages,
-            "tools": [{"name": tool.name, "description": tool.description} for tool in self.tools],
-            "tool_results": [],
-            "current_plan": None,
-            "working_memory": {},
-            "errors": [],
-            "final_response": None
-        }
-        # Run the graph
-        for event in self.graph.stream(initial_state, checkpointer=self.memory_saver):
-            if "final_response" in event:
-                return event["final_response"]
-        # If we get here, something went wrong
-        return "I apologize, but I couldn't process your request. Please try again."
-    except Exception as e:
-        logger.error(f"Error processing message with LangGraph agent: {e}")
-        return f"I encountered an error while processing your request: {str(e)}"
-</w:t>
-      </w:r>
-    </w:p>
-    <w:p>
-      <w:pPr>
-        <w:pStyle w:val="Heading3"/>
-      </w:pPr>
-      <w:r>
-        <w:t>20. State Persistence and Recovery</w:t>
-      </w:r>
-    </w:p>
-    <w:p>
-      <w:r>
-        <w:rPr>
-          <w:rFonts w:ascii="Mono" w:hAnsi="Mono"/>
-        </w:rPr>
-        <w:t xml:space="preserve"># In LangGraphAgent.__init__
-self.memory_saver = MemorySaver()
-# In process_message method
-for event in self.graph.stream(initial_state, checkpointer=self.memory_saver):
-    if "final_response" in event:
-        return event["final_response"]
-</w:t>
-      </w:r>
-    </w:p>
-    <w:p>
-      <w:pPr>
-        <w:pStyle w:val="Heading3"/>
-      </w:pPr>
-      <w:r>
-        <w:t>21. Error Handling Implementation</w:t>
-      </w:r>
-    </w:p>
-    <w:p>
-      <w:r>
-        <w:rPr>
-          <w:rFonts w:ascii="Mono" w:hAnsi="Mono"/>
-        </w:rPr>
-        <w:t xml:space="preserve">def _create_error_handler_node(self) -&gt; Callable:
-    """Create the error handler node for the graph."""
-    def error_handler(state: AgentState, error: Exception) -&gt; Dict[str, Any]:
-        """Handle errors that occur during tool execution."""
-        # Log the error
-        logger.error(f"Error during tool execution: {error}")
-        # Add the error to the state
-        errors = state.get("errors", [])
-        errors.append({"error": str(error), "timestamp": time.time()})
-        # Add a message about the error
-        messages = state.get("messages", [])
-        messages.append({"role": "system", "content": f"Error: {str(error)}. Please revise your plan and try again."})
-        # Return the updated state
-        return {"errors": errors, "messages": messages}
-    return error_handler
-</w:t>
-      </w:r>
-    </w:p>
-    <w:p>
-      <w:pPr>
-        <w:pStyle w:val="Heading3"/>
-      </w:pPr>
-      <w:r>
-        <w:t>22. Agent Factory Update for New Agent Types</w:t>
-      </w:r>
-    </w:p>
-    <w:p>
-      <w:r>
-        <w:rPr>
-          <w:rFonts w:ascii="Mono" w:hAnsi="Mono"/>
-        </w:rPr>
-        <w:t xml:space="preserve"># Import new agent implementations
-try:
-    from .langgraph_agent import LangGraphAgent
-    LANGGRAPH_AVAILABLE = True
-except ImportError:
-    LANGGRAPH_AVAILABLE = False
-    logging.warning("LangGraph agent not available. Install with 'pip install langgraph'")
-try:
-    from .py_g_agent import PyGAgent
-    PYG_AVAILABLE = True
-except ImportError:
-    PYG_AVAILABLE = False
-    logging.warning("Py-g agent not available. Install with 'pip install pyg'")
-</w:t>
-      </w:r>
-    </w:p>
-    <w:p>
-      <w:pPr>
-        <w:pStyle w:val="Heading3"/>
-      </w:pPr>
-      <w:r>
-        <w:t>23. Script Analysis with LangGraph</w:t>
-      </w:r>
-    </w:p>
-    <w:p>
-      <w:r>
-        <w:rPr>
-          <w:rFonts w:ascii="Mono" w:hAnsi="Mono"/>
-        </w:rPr>
-        <w:t xml:space="preserve">async def analyze_script(self, script_id: str, content: str, 
-                        include_command_details: bool = False,
-                        fetch_ms_docs: bool = False) -&gt; Dict[str, Any]:
-    """
-    Analyze a PowerShell script using the LangGraph agent.
-    Args:
-        script_id: The ID of the script to analyze
-        content: The content of the script
-        include_command_details: Whether to include detailed command analysis
-        fetch_ms_docs: Whether to fetch Microsoft documentation references
-    Returns:
-        A dictionary containing the analysis results
-    """
-    logger.info(f"Starting LangGraph analysis for script {script_id}")
-    # Create a message for script analysis
-    messages = [
-        {"role": "system", "content": "You are an expert PowerShell script analyzer. Your task is to analyze the provided PowerShell script and extract key information about it."},
-        {"role": "user", "content": f"""
-        Analyze the following PowerShell script and provide a detailed report with the following sections:
-        1. PURPOSE: Summarize what this script is designed to do in 1-2 sentences
-        2. SECURITY_ANALYSIS: Identify potential security vulnerabilities or risks
-        3. CODE_QUALITY: Evaluate code quality and best practices
-        4. PARAMETERS: Identify and document all parameters, including types and purposes
-        5. CATEGORY: Classify this script into an appropriate category
-        6. OPTIMIZATION: Provide specific suggestions for improving the script
-        7. RISK_ASSESSMENT: Evaluate the potential risk of executing this script
-        Script content:
-        ```powershell
-        {content}
-        ```
-        """}
-    ]
-    # Initialize the state and run the graph
-    # ...
-    # Parse the final response to extract structured information
-    # ...
-    return analysis_results
-</w:t>
-      </w:r>
-    </w:p>
-    <w:p>
-      <w:pPr>
-        <w:pStyle w:val="Heading3"/>
-      </w:pPr>
-      <w:r>
-        <w:t>24. Microsoft Documentation Reference Tool</w:t>
-      </w:r>
-    </w:p>
-    <w:p>
-      <w:r>
-        <w:rPr>
-          <w:rFonts w:ascii="Mono" w:hAnsi="Mono"/>
-        </w:rPr>
-        <w:t xml:space="preserve">def _fetch_ms_docs_references(self, content: str, state: Dict[str, Any]) -&gt; List[Dict[str, str]]:
-    """Fetch Microsoft documentation references for PowerShell commands."""
-    # Check if MS Docs references are in working memory
-    if "working_memory" in state and "ms_docs_references" in state["working_memory"]:
-        return state["working_memory"]["ms_docs_references"]
-    # Extract commands from the script
-    import re
-    command_pattern = r'((?:Get|Set|New|Remove|Add|Start|Stop|Import|Export|Install|Uninstall|Invoke|Test|Update|Write|Read|Format|Out|Select|Where|ForEach|Sort|Group|Measure|Compare|Find|Search|Convert|Join|Split|Copy|Move|Rename|Clear|Show|Hide|Enable|Disable|Suspend|Resume|Wait|Watch|Use|Enter|Exit|Push|Pop|Step|Continue|Break|Return|Throw|Try|Catch|Finally|Switch|If|Else|ElseIf|For|While|Do|Until|Begin|Process|End|Param|Function|Filter|Workflow|Configuration|Class|Enum|Interface|Namespace|Module|Assembly|Type|Property|Method|Constructor|Field|Event|Attribute|Variable|Constant|Parameter|Argument|Value|Object|Array|Collection|List|Dictionary|HashTable|Stack|Queue|Set|Map|Tree|Graph|Node|Edge|Vertex|Point|Line|Rectangle|Circle|Ellipse|Polygon|Path|Shape|Color|Font|Brush|Pen|Image|Bitmap|Icon|Cursor|Window|Form|Control|Button|TextBox|Label|CheckBox|RadioButton|ComboBox|ListBox|TreeView|ListView|DataGrid|DataTable|DataSet|DataRow|DataColumn|DataView|DataReader|DataAdapter|Connection|Command|Transaction|Parameter|Reader|Writer|Stream|File|Directory|Path|Uri|Url|WebClient|WebRequest|WebResponse|HttpClient|HttpRequest|HttpResponse|Socket|TcpClient|TcpListener|UdpClient|NetworkStream|IPAddress|IPEndPoint|DNS|Ping|TraceRoute|Telnet|SSH|FTP|SMTP|POP3|IMAP|LDAP|WMI|CIM|COM|DCOM|RPC|XML|JSON|CSV|HTML|CSS|JavaScript|PowerShell|Bash|CMD|SQL|RegEx|DateTime|TimeSpan|Timer|Stopwatch|Thread|Task|Process|Service|EventLog|Registry|Certificate|Credential|Identity|Principal|Role|Permission|Security|Encryption|Decryption|Hash|Signature|Key|Password|Token|Session|Cookie|Cache|Log|Trace|Debug|Info|Warn|Error|Fatal|Exception|Try|Catch|Finally|Throw|Assert|Test|Mock|Stub|Spy|Verify)-[A-Za-z]+)\b'
-    commands_found = re.findall(command_pattern, content)
-    unique_commands = list(set(commands_found))
-    # Create MS Docs references for each command
-    ms_docs_references = []
-    for cmd in unique_commands:
-        # Create a reference with a search URL
-        search_url = f"https://learn.microsoft.com/en-us/search/?terms={cmd}&amp;scope=PowerShell"
-        ms_docs_references.append({
-            "title": f"{cmd} Documentation",
-            "url": search_url,
-            "description": f"Microsoft documentation for {cmd} PowerShell command"
-        })
-    return ms_docs_references
-</w:t>
-      </w:r>
-    </w:p>
-    <w:p>
-      <w:pPr>
-        <w:pStyle w:val="Heading3"/>
-      </w:pPr>
-      <w:r>
-        <w:t>25. Py-g Task Planning Implementation</w:t>
-      </w:r>
-    </w:p>
-    <w:p>
-      <w:r>
-        <w:rPr>
-          <w:rFonts w:ascii="Mono" w:hAnsi="Mono"/>
-        </w:rPr>
-        <w:t xml:space="preserve">async def _analyze_script(self, content: str) -&gt; Dict[str, Any]:
-    """
-    Analyze a PowerShell script.
-    Args:
-        content: The content of the PowerShell script
-    Returns:
-        Analysis results
-    """
-    try:
-        # Use the script analyzer to analyze the script
-        analysis = self.script_analyzer.analyze_script_content(content)
-        return {
-            "section": "Script Analysis",
-            "content": f"Purpose: {analysis.get('purpose', 'Unknown purpose')}\n\n"
-                      f"Code Quality Score: {analysis.get('code_quality_score', 5.0)}/10"
-        }
-    except Exception as e:
-        logger.error(f"Error analyzing script: {e}")
-        return {
-            "section": "Script Analysis",
-            "content": f"Error analyzing script: {str(e)}"
-        }
-</w:t>
-      </w:r>
-    </w:p>
-    <w:p>
-      <w:pPr>
-        <w:pStyle w:val="Heading3"/>
-      </w:pPr>
-      <w:r>
-        <w:t>26. Py-g Response Generation</w:t>
-      </w:r>
-    </w:p>
-    <w:p>
-      <w:r>
-        <w:rPr>
-          <w:rFonts w:ascii="Mono" w:hAnsi="Mono"/>
-        </w:rPr>
-        <w:t xml:space="preserve">def _generate_response(self, results: List[Dict[str, Any]]) -&gt; str:
-    """
-    Generate a response based on task results.
-    Args:
-        results: List of task results
-    Returns:
-        The generated response
-    """
-    # Combine results into a coherent response
-    if not results:
-        return "I couldn't analyze your request. Please provide a PowerShell script or a specific question."
-    # Start with a header
-    response_parts = ["Here's my analysis:"]
-    # Add each result section
-    for result in results:
-        if "section" in result and "content" in result:
-            response_parts.append(f"\n## {result['section']}")
-            if isinstance(result["content"], list):
-                # For lists (like suggestions or issues)
-                for item in result["content"]:
-                    response_parts.append(f"- {item}")
-            else:
-                # For text content
-                response_parts.append(result["content"])
-    # Join all parts
-    return "\n".join(response_parts)
-</w:t>
-      </w:r>
-    </w:p>
-    <w:p>
-      <w:pPr>
-        <w:pStyle w:val="Heading3"/>
-      </w:pPr>
-      <w:r>
-        <w:t>27. Testing Framework Implementation</w:t>
-      </w:r>
-    </w:p>
-    <w:p>
-      <w:r>
-        <w:rPr>
-          <w:rFonts w:ascii="Mono" w:hAnsi="Mono"/>
-        </w:rPr>
-        <w:t xml:space="preserve">async def test_langgraph_agent():
-    """Test the LangGraph agent."""
-    print("Testing LangGraph agent...")
-    # Get the API key from the environment
-    api_key = os.environ.get("OPENAI_API_KEY")
-    if not api_key:
-        print("Error: OPENAI_API_KEY environment variable not set")
-        return
-    # Get the LangGraph agent
-    agent = agent_factory.get_agent("langgraph", api_key)
-    # Analyze the sample script
-    print("Analyzing sample PowerShell script...")
-    analysis = await agent.analyze_script(
-        "test-script", 
-        SAMPLE_SCRIPT,
-        include_command_details=True,
-        fetch_ms_docs=True
-    )
-    # Print the analysis results
-    print("\nAnalysis Results:")
-    print(f"Purpose: {analysis.get('purpose', 'Unknown')}")
-    print(f"Security Score: {analysis.get('security_score', 0)}/10")
-    print(f"Code Quality Score: {analysis.get('code_quality_score', 0)}/10")
-    print(f"Risk Score: {analysis.get('risk_score', 0)}/10")
-    print(f"Category: {analysis.get('category', 'Unknown')}")
-    # Additional tests...
-</w:t>
-      </w:r>
-    </w:p>
-    <w:p>
-      <w:pPr>
-        <w:pStyle w:val="Heading3"/>
-      </w:pPr>
-      <w:r>
-        <w:t>28. Py-g Agent Testing</w:t>
-      </w:r>
-    </w:p>
-    <w:p>
-      <w:r>
-        <w:rPr>
-          <w:rFonts w:ascii="Mono" w:hAnsi="Mono"/>
-        </w:rPr>
-        <w:t xml:space="preserve">async def test_pyg_agent():
-    """Test the Py-g agent."""
-    print("\nTesting Py-g agent...")
-    # Get the API key from the environment
-    api_key = os.environ.get("OPENAI_API_KEY")
-    if not api_key:
-        print("Error: OPENAI_API_KEY environment variable not set")
-        return
-    # Get the Py-g agent
-    agent = agent_factory.get_agent("pyg", api_key)
-    # Analyze the sample script
-    print("Analyzing sample PowerShell script...")
-    analysis = await agent.analyze_script(
-        "test-script", 
-        SAMPLE_SCRIPT,
-        include_command_details=True,
-        fetch_ms_docs=True
-    )
-    # Print the analysis results
-    print("\nAnalysis Results:")
-    print(f"Purpose: {analysis.get('purpose', 'Unknown')}")
-    print(f"Security Score: {analysis.get('security_score', 0)}/10")
-    print(f"Code Quality Score: {analysis.get('code_quality_score', 0)}/10")
-    print(f"Risk Score: {analysis.get('risk_score', 0)}/10")
-    print(f"Category: {analysis.get('category', 'Unknown')}")
-    # Test declarative workflow capabilities
-    print("\nTesting declarative workflow capabilities...")
-    messages = [
-        {"role": "user", "content": "Can you analyze this deployment script and suggest improvements for security and error handling?"}
-    ]
-    response = await agent.process_message(messages)
-    print(f"\nWorkflow Response:\n{response}")
-</w:t>
-      </w:r>
-    </w:p>
-    <w:p>
-      <w:pPr>
-        <w:pStyle w:val="Heading3"/>
-      </w:pPr>
-      <w:r>
-        <w:t>29. Dependency Management</w:t>
-      </w:r>
-    </w:p>
-    <w:p>
-      <w:r>
-        <w:rPr>
-          <w:rFonts w:ascii="Mono" w:hAnsi="Mono"/>
-        </w:rPr>
-        <w:t xml:space="preserve"># requirements.txt
-fastapi==0.98.0
-uvicorn==0.22.0
-openai==0.27.8
-numpy&gt;=1.26.0
-pandas&gt;=2.0.2
-scikit-learn&gt;=1.2.2
-pgvector==0.2.3
-psycopg2-binary==2.9.6
-pydantic==1.10.9
-python-dotenv==1.0.0
-httpx==0.24.1
-tenacity==8.2.2
-tiktoken==0.4.0
-redis==5.0.1
-diskcache==5.6.3
-# LangChain and related dependencies
-langchain==0.0.267
-langchain-openai==0.0.2
-langchain-community==0.0.10
-langchain-core==0.1.1
-# LangGraph and Py-g for agentic capabilities
-langgraph&gt;=0.0.20
-pyg&gt;=0.3.1
-networkx&gt;=3.1
-# Additional dependencies...
-</w:t>
-      </w:r>
-    </w:p>
-    <w:p>
-      <w:pPr>
-        <w:pStyle w:val="Heading3"/>
-      </w:pPr>
-      <w:r>
-        <w:t>30. Database Schema Updates</w:t>
-      </w:r>
-    </w:p>
-    <w:p>
-      <w:r>
-        <w:rPr>
-          <w:rFonts w:ascii="Mono" w:hAnsi="Mono"/>
-        </w:rPr>
-        <w:t xml:space="preserve">-- Add support for storing agent state
-CREATE TABLE IF NOT EXISTS agent_state (
-    id SERIAL PRIMARY KEY,
-    agent_id VARCHAR(255) NOT NULL,
-    state JSONB NOT NULL,
-    created_at TIMESTAMP WITH TIME ZONE DEFAULT CURRENT_TIMESTAMP,
-    updated_at TIMESTAMP WITH TIME ZONE DEFAULT CURRENT_TIMESTAMP
-);
--- Add support for storing conversation history
-CREATE TABLE IF NOT EXISTS conversation_history (
-    id SERIAL PRIMARY KEY,
-    conversation_id VARCHAR(255) NOT NULL,
-    messages JSONB NOT NULL,
-    agent_type VARCHAR(50) NOT NULL,
-    created_at TIMESTAMP WITH TIME ZONE DEFAULT CURRENT_TIMESTAMP,
-    updated_at TIMESTAMP WITH TIME ZONE DEFAULT CURRENT_TIMESTAMP
-);
--- Add support for storing tool execution results
-CREATE TABLE IF NOT EXISTS tool_execution_results (
-    id SERIAL PRIMARY KEY,
-    tool_name VARCHAR(255) NOT NULL,
-    input JSONB NOT NULL,
-    output JSONB NOT NULL,
-    execution_time FLOAT NOT NULL,
-    created_at TIMESTAMP WITH TIME ZONE DEFAULT CURRENT_TIMESTAMP
-);
-</w:t>
-      </w:r>
-    </w:p>
-    <w:p>
-      <w:pPr>
-        <w:pStyle w:val="Heading2"/>
-      </w:pPr>
-      <w:r>
-        <w:t>Summary of Improvements</w:t>
-      </w:r>
-    </w:p>
-    <w:p>
-      <w:r>
-        <w:t>The application has been significantly enhanced with advanced agentic capabilities through the integration of LangGraph and Py-g frameworks. These enhancements provide:</w:t>
-      </w:r>
-    </w:p>
-    <w:p>
-      <w:pPr>
-        <w:pStyle w:val="ListNumber"/>
-      </w:pPr>
-      <w:r>
-        <w:t>More sophisticated script analysis with explicit state management</w:t>
-      </w:r>
-    </w:p>
-    <w:p>
-      <w:pPr>
-        <w:pStyle w:val="ListNumber"/>
-      </w:pPr>
-      <w:r>
-        <w:t>Better handling of complex, multi-step tasks</w:t>
-      </w:r>
-    </w:p>
-    <w:p>
-      <w:pPr>
-        <w:pStyle w:val="ListNumber"/>
-      </w:pPr>
-      <w:r>
-        <w:t>Improved error recovery and resilience</w:t>
-      </w:r>
-    </w:p>
-    <w:p>
-      <w:pPr>
-        <w:pStyle w:val="ListNumber"/>
-      </w:pPr>
-      <w:r>
-        <w:t>Enhanced planning and reasoning capabilities</w:t>
-      </w:r>
-    </w:p>
-    <w:p>
-      <w:pPr>
-        <w:pStyle w:val="ListNumber"/>
-      </w:pPr>
-      <w:r>
-        <w:t>More structured tool use for specialized tasks</w:t>
-      </w:r>
-    </w:p>
-    <w:p>
-      <w:pPr>
-        <w:pStyle w:val="ListNumber"/>
-      </w:pPr>
-      <w:r>
-        <w:t>Better context management for multi-turn conversations</w:t>
-      </w:r>
-    </w:p>
-    <w:p>
-      <w:pPr>
-        <w:pStyle w:val="ListNumber"/>
-      </w:pPr>
-      <w:r>
-        <w:t>More detailed security analysis of PowerShell scripts</w:t>
-      </w:r>
-    </w:p>
-    <w:p>
-      <w:pPr>
-        <w:pStyle w:val="ListNumber"/>
-      </w:pPr>
-      <w:r>
-        <w:t>Improved categorization and documentation of scripts</w:t>
-      </w:r>
-    </w:p>
-    <w:p>
-      <w:pPr>
-        <w:pStyle w:val="ListNumber"/>
-      </w:pPr>
-      <w:r>
-        <w:t>More efficient state persistence and recovery</w:t>
-      </w:r>
-    </w:p>
-    <w:p>
-      <w:pPr>
-        <w:pStyle w:val="ListNumber"/>
-      </w:pPr>
-      <w:r>
-        <w:t>Better integration with external APIs and services</w:t>
-      </w:r>
-    </w:p>
-    <w:p>
-      <w:pPr>
-        <w:pStyle w:val="ListNumber"/>
-      </w:pPr>
-      <w:r>
-        <w:t>Comprehensive testing framework for agent capabilities</w:t>
-      </w:r>
-    </w:p>
-    <w:p>
-      <w:pPr>
-        <w:pStyle w:val="ListNumber"/>
-      </w:pPr>
-      <w:r>
-        <w:t>Detailed documentation and examples for developers</w:t>
-      </w:r>
-    </w:p>
-    <w:p>
-      <w:pPr>
-        <w:pStyle w:val="ListNumber"/>
-      </w:pPr>
-      <w:r>
-        <w:t>Enhanced database schema for storing agent state and conversation history</w:t>
-      </w:r>
-    </w:p>
-    <w:p>
-      <w:pPr>
-        <w:pStyle w:val="ListNumber"/>
-      </w:pPr>
-      <w:r>
-        <w:t>Improved performance through caching and optimization</w:t>
-      </w:r>
-    </w:p>
-    <w:p>
-      <w:pPr>
-        <w:pStyle w:val="ListNumber"/>
-      </w:pPr>
-      <w:r>
-        <w:t>Better user experience through streaming responses and interactive examples</w:t>
-      </w:r>
-    </w:p>
-    <w:p>
-      <w:pPr>
-        <w:pStyle w:val="ListNumber"/>
-      </w:pPr>
-      <w:r>
-        <w:t>Enhanced security through better error handling and validation</w:t>
-      </w:r>
-    </w:p>
-    <w:p>
-      <w:pPr>
-        <w:pStyle w:val="ListNumber"/>
-      </w:pPr>
-      <w:r>
-        <w:t>More flexible agent selection based on task requirements</w:t>
-      </w:r>
-    </w:p>
-    <w:p>
-      <w:pPr>
-        <w:pStyle w:val="ListNumber"/>
-      </w:pPr>
-      <w:r>
-        <w:t>Better debugging through state visualization and logging</w:t>
-      </w:r>
-    </w:p>
-    <w:p>
-      <w:pPr>
-        <w:pStyle w:val="ListNumber"/>
-      </w:pPr>
-      <w:r>
-        <w:t>Improved deployment and scaling capabilities</w:t>
-      </w:r>
-    </w:p>
-    <w:p>
-      <w:pPr>
-        <w:pStyle w:val="ListNumber"/>
-      </w:pPr>
-      <w:r>
-        <w:t>Enhanced monitoring and analytics for agent performance</w:t>
-      </w:r>
-    </w:p>
-    <w:p>
-      <w:r>
-        <w:t>These improvements make the application more capable, reliable, and user-friendly, while also providing a foundation for future enhancements and extensions.</w:t>
-      </w:r>
-    </w:p>
-    <w:p>
-      <w:r>
-        <w:t>Generated 2026-01-16 23:34 UTC</w:t>
+        <w:t>Generated 2026-04-29 14:08 UTC</w:t>
         <w:t xml:space="preserve"> </w:t>
       </w:r>
     </w:p>
